--- a/2 сем/Лабораторная №1 Карпеко Никита/Отчет_по_лабораторной_работе_1_Карпеко_Никита.docx
+++ b/2 сем/Лабораторная №1 Карпеко Никита/Отчет_по_лабораторной_работе_1_Карпеко_Никита.docx
@@ -1602,8 +1602,18 @@
                 <w:lang w:val="en-US" w:eastAsia="ru-RU"/>
               </w:rPr>
               <w:br/>
-            </w:r>
-            <w:proofErr w:type="spellStart"/>
+              <w:t xml:space="preserve">shop_id </w:t>
+            </w:r>
+            <w:r>
+              <w:rPr>
+                <w:rFonts w:ascii="Consolas" w:eastAsia="Consolas" w:hAnsi="Consolas" w:cs="Consolas"/>
+                <w:color w:val="5C2699"/>
+                <w:sz w:val="28"/>
+                <w:szCs w:val="28"/>
+                <w:lang w:val="en-US" w:eastAsia="ru-RU"/>
+              </w:rPr>
+              <w:t>INTEGER</w:t>
+            </w:r>
             <w:r>
               <w:rPr>
                 <w:rFonts w:ascii="Consolas" w:eastAsia="Consolas" w:hAnsi="Consolas" w:cs="Consolas"/>
@@ -1612,9 +1622,18 @@
                 <w:szCs w:val="28"/>
                 <w:lang w:val="en-US" w:eastAsia="ru-RU"/>
               </w:rPr>
-              <w:t>shop_id</w:t>
-            </w:r>
-            <w:proofErr w:type="spellEnd"/>
+              <w:t xml:space="preserve"> </w:t>
+            </w:r>
+            <w:r>
+              <w:rPr>
+                <w:rFonts w:ascii="Consolas" w:eastAsia="Consolas" w:hAnsi="Consolas" w:cs="Consolas"/>
+                <w:color w:val="AA0D91"/>
+                <w:sz w:val="28"/>
+                <w:szCs w:val="28"/>
+                <w:lang w:val="en-US" w:eastAsia="ru-RU"/>
+              </w:rPr>
+              <w:t>REFERENCES</w:t>
+            </w:r>
             <w:r>
               <w:rPr>
                 <w:rFonts w:ascii="Consolas" w:eastAsia="Consolas" w:hAnsi="Consolas" w:cs="Consolas"/>
@@ -1623,17 +1642,17 @@
                 <w:szCs w:val="28"/>
                 <w:lang w:val="en-US" w:eastAsia="ru-RU"/>
               </w:rPr>
-              <w:t xml:space="preserve"> </w:t>
-            </w:r>
-            <w:r>
-              <w:rPr>
-                <w:rFonts w:ascii="Consolas" w:eastAsia="Consolas" w:hAnsi="Consolas" w:cs="Consolas"/>
-                <w:color w:val="5C2699"/>
-                <w:sz w:val="28"/>
-                <w:szCs w:val="28"/>
-                <w:lang w:val="en-US" w:eastAsia="ru-RU"/>
-              </w:rPr>
-              <w:t>INTEGER</w:t>
+              <w:t xml:space="preserve"> shop (</w:t>
+            </w:r>
+            <w:r>
+              <w:rPr>
+                <w:rFonts w:ascii="Consolas" w:eastAsia="Consolas" w:hAnsi="Consolas" w:cs="Consolas"/>
+                <w:color w:val="AA0D91"/>
+                <w:sz w:val="28"/>
+                <w:szCs w:val="28"/>
+                <w:lang w:val="en-US" w:eastAsia="ru-RU"/>
+              </w:rPr>
+              <w:t>id</w:t>
             </w:r>
             <w:r>
               <w:rPr>
@@ -1643,17 +1662,7 @@
                 <w:szCs w:val="28"/>
                 <w:lang w:val="en-US" w:eastAsia="ru-RU"/>
               </w:rPr>
-              <w:t xml:space="preserve"> </w:t>
-            </w:r>
-            <w:r>
-              <w:rPr>
-                <w:rFonts w:ascii="Consolas" w:eastAsia="Consolas" w:hAnsi="Consolas" w:cs="Consolas"/>
-                <w:color w:val="AA0D91"/>
-                <w:sz w:val="28"/>
-                <w:szCs w:val="28"/>
-                <w:lang w:val="en-US" w:eastAsia="ru-RU"/>
-              </w:rPr>
-              <w:t>REFERENCES</w:t>
+              <w:t>),</w:t>
             </w:r>
             <w:r>
               <w:rPr>
@@ -1663,59 +1672,8 @@
                 <w:szCs w:val="28"/>
                 <w:lang w:val="en-US" w:eastAsia="ru-RU"/>
               </w:rPr>
-              <w:t xml:space="preserve"> shop (</w:t>
-            </w:r>
-            <w:r>
-              <w:rPr>
-                <w:rFonts w:ascii="Consolas" w:eastAsia="Consolas" w:hAnsi="Consolas" w:cs="Consolas"/>
-                <w:color w:val="AA0D91"/>
-                <w:sz w:val="28"/>
-                <w:szCs w:val="28"/>
-                <w:lang w:val="en-US" w:eastAsia="ru-RU"/>
-              </w:rPr>
-              <w:t>id</w:t>
-            </w:r>
-            <w:r>
-              <w:rPr>
-                <w:rFonts w:ascii="Consolas" w:eastAsia="Consolas" w:hAnsi="Consolas" w:cs="Consolas"/>
-                <w:color w:val="000000"/>
-                <w:sz w:val="28"/>
-                <w:szCs w:val="28"/>
-                <w:lang w:val="en-US" w:eastAsia="ru-RU"/>
-              </w:rPr>
-              <w:t>),</w:t>
-            </w:r>
-            <w:r>
-              <w:rPr>
-                <w:rFonts w:ascii="Consolas" w:eastAsia="Consolas" w:hAnsi="Consolas" w:cs="Consolas"/>
-                <w:color w:val="000000"/>
-                <w:sz w:val="28"/>
-                <w:szCs w:val="28"/>
-                <w:lang w:val="en-US" w:eastAsia="ru-RU"/>
-              </w:rPr>
               <w:br/>
-            </w:r>
-            <w:proofErr w:type="spellStart"/>
-            <w:r>
-              <w:rPr>
-                <w:rFonts w:ascii="Consolas" w:eastAsia="Consolas" w:hAnsi="Consolas" w:cs="Consolas"/>
-                <w:color w:val="000000"/>
-                <w:sz w:val="28"/>
-                <w:szCs w:val="28"/>
-                <w:lang w:val="en-US" w:eastAsia="ru-RU"/>
-              </w:rPr>
-              <w:t>product_id</w:t>
-            </w:r>
-            <w:proofErr w:type="spellEnd"/>
-            <w:r>
-              <w:rPr>
-                <w:rFonts w:ascii="Consolas" w:eastAsia="Consolas" w:hAnsi="Consolas" w:cs="Consolas"/>
-                <w:color w:val="000000"/>
-                <w:sz w:val="28"/>
-                <w:szCs w:val="28"/>
-                <w:lang w:val="en-US" w:eastAsia="ru-RU"/>
-              </w:rPr>
-              <w:t xml:space="preserve"> </w:t>
+              <w:t xml:space="preserve">product_id </w:t>
             </w:r>
             <w:r>
               <w:rPr>
@@ -1877,51 +1835,7 @@
                 <w:szCs w:val="28"/>
                 <w:lang w:val="en-US" w:eastAsia="ru-RU"/>
               </w:rPr>
-              <w:t xml:space="preserve"> (</w:t>
-            </w:r>
-            <w:proofErr w:type="spellStart"/>
-            <w:r>
-              <w:rPr>
-                <w:rFonts w:ascii="Consolas" w:eastAsia="Consolas" w:hAnsi="Consolas" w:cs="Consolas"/>
-                <w:color w:val="000000"/>
-                <w:sz w:val="28"/>
-                <w:szCs w:val="28"/>
-                <w:lang w:val="en-US" w:eastAsia="ru-RU"/>
-              </w:rPr>
-              <w:t>shop_id</w:t>
-            </w:r>
-            <w:proofErr w:type="spellEnd"/>
-            <w:r>
-              <w:rPr>
-                <w:rFonts w:ascii="Consolas" w:eastAsia="Consolas" w:hAnsi="Consolas" w:cs="Consolas"/>
-                <w:color w:val="000000"/>
-                <w:sz w:val="28"/>
-                <w:szCs w:val="28"/>
-                <w:lang w:val="en-US" w:eastAsia="ru-RU"/>
-              </w:rPr>
-              <w:t xml:space="preserve">, </w:t>
-            </w:r>
-            <w:proofErr w:type="spellStart"/>
-            <w:r>
-              <w:rPr>
-                <w:rFonts w:ascii="Consolas" w:eastAsia="Consolas" w:hAnsi="Consolas" w:cs="Consolas"/>
-                <w:color w:val="000000"/>
-                <w:sz w:val="28"/>
-                <w:szCs w:val="28"/>
-                <w:lang w:val="en-US" w:eastAsia="ru-RU"/>
-              </w:rPr>
-              <w:t>product_id</w:t>
-            </w:r>
-            <w:proofErr w:type="spellEnd"/>
-            <w:r>
-              <w:rPr>
-                <w:rFonts w:ascii="Consolas" w:eastAsia="Consolas" w:hAnsi="Consolas" w:cs="Consolas"/>
-                <w:color w:val="000000"/>
-                <w:sz w:val="28"/>
-                <w:szCs w:val="28"/>
-                <w:lang w:val="en-US" w:eastAsia="ru-RU"/>
-              </w:rPr>
-              <w:t>));</w:t>
+              <w:t xml:space="preserve"> (shop_id, product_id));</w:t>
             </w:r>
           </w:p>
         </w:tc>
@@ -2258,19 +2172,8 @@
           <w:szCs w:val="28"/>
           <w:lang w:eastAsia="ru-RU"/>
         </w:rPr>
-        <w:t xml:space="preserve">Листинг 2 – внесение данных в таблицу </w:t>
-      </w:r>
-      <w:proofErr w:type="spellStart"/>
-      <w:r>
-        <w:rPr>
-          <w:rFonts w:ascii="Times New Roman" w:eastAsia="Times New Roman" w:hAnsi="Times New Roman" w:cs="Times New Roman"/>
-          <w:sz w:val="28"/>
-          <w:szCs w:val="28"/>
-          <w:lang w:eastAsia="ru-RU"/>
-        </w:rPr>
-        <w:t>shop</w:t>
-      </w:r>
-      <w:proofErr w:type="spellEnd"/>
+        <w:t>Листинг 2 – внесение данных в таблицу shop</w:t>
+      </w:r>
     </w:p>
     <w:tbl>
       <w:tblPr>
@@ -2556,19 +2459,8 @@
           <w:szCs w:val="28"/>
           <w:lang w:eastAsia="ru-RU"/>
         </w:rPr>
-        <w:t xml:space="preserve">Листинг 3 – внесение данных в таблицу </w:t>
-      </w:r>
-      <w:proofErr w:type="spellStart"/>
-      <w:r>
-        <w:rPr>
-          <w:rFonts w:ascii="Times New Roman" w:eastAsia="Times New Roman" w:hAnsi="Times New Roman" w:cs="Times New Roman"/>
-          <w:sz w:val="28"/>
-          <w:szCs w:val="28"/>
-          <w:lang w:eastAsia="ru-RU"/>
-        </w:rPr>
-        <w:t>product</w:t>
-      </w:r>
-      <w:proofErr w:type="spellEnd"/>
+        <w:t>Листинг 3 – внесение данных в таблицу product</w:t>
+      </w:r>
     </w:p>
     <w:tbl>
       <w:tblPr>
@@ -2961,19 +2853,8 @@
           <w:szCs w:val="28"/>
           <w:lang w:eastAsia="ru-RU"/>
         </w:rPr>
-        <w:t xml:space="preserve">Листинг 4 – внесение данных в таблицу </w:t>
-      </w:r>
-      <w:proofErr w:type="spellStart"/>
-      <w:r>
-        <w:rPr>
-          <w:rFonts w:ascii="Times New Roman" w:eastAsia="Times New Roman" w:hAnsi="Times New Roman" w:cs="Times New Roman"/>
-          <w:sz w:val="28"/>
-          <w:szCs w:val="28"/>
-          <w:lang w:eastAsia="ru-RU"/>
-        </w:rPr>
-        <w:t>warehouse</w:t>
-      </w:r>
-      <w:proofErr w:type="spellEnd"/>
+        <w:t>Листинг 4 – внесение данных в таблицу warehouse</w:t>
+      </w:r>
     </w:p>
     <w:tbl>
       <w:tblPr>
@@ -3370,19 +3251,8 @@
           <w:szCs w:val="28"/>
           <w:lang w:eastAsia="ru-RU"/>
         </w:rPr>
-        <w:t xml:space="preserve">Листинг 5 – Запрос на получение данных таблицы </w:t>
-      </w:r>
-      <w:proofErr w:type="spellStart"/>
-      <w:r>
-        <w:rPr>
-          <w:rFonts w:ascii="Times New Roman" w:eastAsia="Times New Roman" w:hAnsi="Times New Roman" w:cs="Times New Roman"/>
-          <w:sz w:val="28"/>
-          <w:szCs w:val="28"/>
-          <w:lang w:eastAsia="ru-RU"/>
-        </w:rPr>
-        <w:t>shop</w:t>
-      </w:r>
-      <w:proofErr w:type="spellEnd"/>
+        <w:t>Листинг 5 – Запрос на получение данных таблицы shop</w:t>
+      </w:r>
     </w:p>
     <w:tbl>
       <w:tblPr>
@@ -3440,29 +3310,7 @@
                 <w:lang w:eastAsia="ru-RU"/>
               </w:rPr>
               <w:lastRenderedPageBreak/>
-              <w:t xml:space="preserve">SELECT * FROM </w:t>
-            </w:r>
-            <w:proofErr w:type="spellStart"/>
-            <w:r>
-              <w:rPr>
-                <w:rFonts w:ascii="Consolas" w:eastAsia="Consolas" w:hAnsi="Consolas" w:cs="Consolas"/>
-                <w:color w:val="000000"/>
-                <w:sz w:val="28"/>
-                <w:szCs w:val="28"/>
-                <w:lang w:eastAsia="ru-RU"/>
-              </w:rPr>
-              <w:t>shop</w:t>
-            </w:r>
-            <w:proofErr w:type="spellEnd"/>
-            <w:r>
-              <w:rPr>
-                <w:rFonts w:ascii="Consolas" w:eastAsia="Consolas" w:hAnsi="Consolas" w:cs="Consolas"/>
-                <w:color w:val="000000"/>
-                <w:sz w:val="28"/>
-                <w:szCs w:val="28"/>
-                <w:lang w:eastAsia="ru-RU"/>
-              </w:rPr>
-              <w:t>;</w:t>
+              <w:t>SELECT * FROM shop;</w:t>
             </w:r>
           </w:p>
         </w:tc>
@@ -3529,27 +3377,7 @@
           <w:szCs w:val="28"/>
           <w:lang w:eastAsia="ru-RU"/>
         </w:rPr>
-        <w:t xml:space="preserve">Листинг 6 – Запрос на получение данных таблицы </w:t>
-      </w:r>
-      <w:proofErr w:type="spellStart"/>
-      <w:r>
-        <w:rPr>
-          <w:rFonts w:ascii="Times New Roman" w:eastAsia="Times New Roman" w:hAnsi="Times New Roman" w:cs="Times New Roman"/>
-          <w:sz w:val="28"/>
-          <w:szCs w:val="28"/>
-          <w:lang w:eastAsia="ru-RU"/>
-        </w:rPr>
-        <w:t>product</w:t>
-      </w:r>
-      <w:proofErr w:type="spellEnd"/>
-      <w:r>
-        <w:rPr>
-          <w:rFonts w:ascii="Times New Roman" w:eastAsia="Times New Roman" w:hAnsi="Times New Roman" w:cs="Times New Roman"/>
-          <w:sz w:val="28"/>
-          <w:szCs w:val="28"/>
-          <w:lang w:eastAsia="ru-RU"/>
-        </w:rPr>
-        <w:t>.</w:t>
+        <w:t>Листинг 6 – Запрос на получение данных таблицы product.</w:t>
       </w:r>
     </w:p>
     <w:tbl>
@@ -3599,27 +3427,7 @@
                 <w:szCs w:val="28"/>
                 <w:lang w:eastAsia="ru-RU"/>
               </w:rPr>
-              <w:t xml:space="preserve">SELECT * FROM </w:t>
-            </w:r>
-            <w:proofErr w:type="spellStart"/>
-            <w:r>
-              <w:rPr>
-                <w:rFonts w:ascii="Consolas" w:eastAsia="Consolas" w:hAnsi="Consolas" w:cs="Consolas"/>
-                <w:sz w:val="28"/>
-                <w:szCs w:val="28"/>
-                <w:lang w:eastAsia="ru-RU"/>
-              </w:rPr>
-              <w:t>product</w:t>
-            </w:r>
-            <w:proofErr w:type="spellEnd"/>
-            <w:r>
-              <w:rPr>
-                <w:rFonts w:ascii="Consolas" w:eastAsia="Consolas" w:hAnsi="Consolas" w:cs="Consolas"/>
-                <w:sz w:val="28"/>
-                <w:szCs w:val="28"/>
-                <w:lang w:eastAsia="ru-RU"/>
-              </w:rPr>
-              <w:t>;</w:t>
+              <w:t>SELECT * FROM product;</w:t>
             </w:r>
           </w:p>
         </w:tc>
@@ -3694,27 +3502,7 @@
           <w:szCs w:val="28"/>
           <w:lang w:eastAsia="ru-RU"/>
         </w:rPr>
-        <w:t xml:space="preserve">Листинг 7 – Запрос на получение данных таблицы </w:t>
-      </w:r>
-      <w:proofErr w:type="spellStart"/>
-      <w:r>
-        <w:rPr>
-          <w:rFonts w:ascii="Times New Roman" w:eastAsia="Times New Roman" w:hAnsi="Times New Roman" w:cs="Times New Roman"/>
-          <w:sz w:val="28"/>
-          <w:szCs w:val="28"/>
-          <w:lang w:eastAsia="ru-RU"/>
-        </w:rPr>
-        <w:t>warehouse</w:t>
-      </w:r>
-      <w:proofErr w:type="spellEnd"/>
-      <w:r>
-        <w:rPr>
-          <w:rFonts w:ascii="Times New Roman" w:eastAsia="Times New Roman" w:hAnsi="Times New Roman" w:cs="Times New Roman"/>
-          <w:sz w:val="28"/>
-          <w:szCs w:val="28"/>
-          <w:lang w:eastAsia="ru-RU"/>
-        </w:rPr>
-        <w:t xml:space="preserve"> с фильтрацией.</w:t>
+        <w:t>Листинг 7 – Запрос на получение данных таблицы warehouse с фильтрацией.</w:t>
       </w:r>
     </w:p>
     <w:tbl>
@@ -3802,29 +3590,7 @@
                 <w:szCs w:val="28"/>
                 <w:lang w:val="en-US" w:eastAsia="ru-RU"/>
               </w:rPr>
-              <w:t xml:space="preserve">WHERE </w:t>
-            </w:r>
-            <w:proofErr w:type="spellStart"/>
-            <w:r>
-              <w:rPr>
-                <w:rFonts w:ascii="Consolas" w:eastAsia="Consolas" w:hAnsi="Consolas" w:cs="Consolas"/>
-                <w:color w:val="000000"/>
-                <w:sz w:val="28"/>
-                <w:szCs w:val="28"/>
-                <w:lang w:val="en-US" w:eastAsia="ru-RU"/>
-              </w:rPr>
-              <w:t>shop_id</w:t>
-            </w:r>
-            <w:proofErr w:type="spellEnd"/>
-            <w:r>
-              <w:rPr>
-                <w:rFonts w:ascii="Consolas" w:eastAsia="Consolas" w:hAnsi="Consolas" w:cs="Consolas"/>
-                <w:color w:val="000000"/>
-                <w:sz w:val="28"/>
-                <w:szCs w:val="28"/>
-                <w:lang w:val="en-US" w:eastAsia="ru-RU"/>
-              </w:rPr>
-              <w:t xml:space="preserve"> = </w:t>
+              <w:t xml:space="preserve">WHERE shop_id = </w:t>
             </w:r>
             <w:r>
               <w:rPr>
@@ -4020,7 +3786,7 @@
           <w:rFonts w:ascii="Times New Roman" w:eastAsia="Times New Roman" w:hAnsi="Times New Roman" w:cs="Times New Roman"/>
           <w:sz w:val="28"/>
           <w:szCs w:val="28"/>
-          <w:lang w:val="en-US" w:eastAsia="ru-RU"/>
+          <w:lang w:eastAsia="ru-RU"/>
         </w:rPr>
       </w:pPr>
       <w:r>
@@ -4059,25 +3825,7 @@
           <w:szCs w:val="28"/>
           <w:lang w:eastAsia="ru-RU"/>
         </w:rPr>
-        <w:t xml:space="preserve"> (</w:t>
-      </w:r>
-      <w:r>
-        <w:rPr>
-          <w:rFonts w:ascii="Times New Roman" w:eastAsia="Times New Roman" w:hAnsi="Times New Roman" w:cs="Times New Roman"/>
-          <w:sz w:val="28"/>
-          <w:szCs w:val="28"/>
-          <w:lang w:eastAsia="ru-RU"/>
-        </w:rPr>
-        <w:t>Для каждой таблицы создайте не менее пяти записей, самостоятельно определив значения полей.</w:t>
-      </w:r>
-      <w:r>
-        <w:rPr>
-          <w:rFonts w:ascii="Times New Roman" w:eastAsia="Times New Roman" w:hAnsi="Times New Roman" w:cs="Times New Roman"/>
-          <w:sz w:val="28"/>
-          <w:szCs w:val="28"/>
-          <w:lang w:eastAsia="ru-RU"/>
-        </w:rPr>
-        <w:t>)</w:t>
+        <w:t xml:space="preserve"> (Для каждой таблицы создайте не менее пяти записей, самостоятельно определив значения полей.)</w:t>
       </w:r>
     </w:p>
     <w:p>
@@ -4322,27 +4070,7 @@
           <w:szCs w:val="28"/>
           <w:lang w:val="en-US" w:eastAsia="ru-RU"/>
         </w:rPr>
-        <w:t xml:space="preserve">CREATE TABLE </w:t>
-      </w:r>
-      <w:proofErr w:type="spellStart"/>
-      <w:r>
-        <w:rPr>
-          <w:rFonts w:ascii="Times New Roman" w:eastAsia="Times New Roman" w:hAnsi="Times New Roman" w:cs="Times New Roman"/>
-          <w:sz w:val="28"/>
-          <w:szCs w:val="28"/>
-          <w:lang w:val="en-US" w:eastAsia="ru-RU"/>
-        </w:rPr>
-        <w:t>study_group</w:t>
-      </w:r>
-      <w:proofErr w:type="spellEnd"/>
-      <w:r>
-        <w:rPr>
-          <w:rFonts w:ascii="Times New Roman" w:eastAsia="Times New Roman" w:hAnsi="Times New Roman" w:cs="Times New Roman"/>
-          <w:sz w:val="28"/>
-          <w:szCs w:val="28"/>
-          <w:lang w:val="en-US" w:eastAsia="ru-RU"/>
-        </w:rPr>
-        <w:t xml:space="preserve"> (</w:t>
+        <w:t>CREATE TABLE study_group (</w:t>
       </w:r>
     </w:p>
     <w:p>
@@ -4382,27 +4110,7 @@
           <w:szCs w:val="28"/>
           <w:lang w:val="en-US" w:eastAsia="ru-RU"/>
         </w:rPr>
-        <w:t xml:space="preserve">name </w:t>
-      </w:r>
-      <w:proofErr w:type="gramStart"/>
-      <w:r>
-        <w:rPr>
-          <w:rFonts w:ascii="Times New Roman" w:eastAsia="Times New Roman" w:hAnsi="Times New Roman" w:cs="Times New Roman"/>
-          <w:sz w:val="28"/>
-          <w:szCs w:val="28"/>
-          <w:lang w:val="en-US" w:eastAsia="ru-RU"/>
-        </w:rPr>
-        <w:t>VARCHAR(</w:t>
-      </w:r>
-      <w:proofErr w:type="gramEnd"/>
-      <w:r>
-        <w:rPr>
-          <w:rFonts w:ascii="Times New Roman" w:eastAsia="Times New Roman" w:hAnsi="Times New Roman" w:cs="Times New Roman"/>
-          <w:sz w:val="28"/>
-          <w:szCs w:val="28"/>
-          <w:lang w:val="en-US" w:eastAsia="ru-RU"/>
-        </w:rPr>
-        <w:t>255) NOT NULL,</w:t>
+        <w:t>name VARCHAR(255) NOT NULL,</w:t>
       </w:r>
     </w:p>
     <w:p>
@@ -4422,27 +4130,7 @@
           <w:szCs w:val="28"/>
           <w:lang w:val="en-US" w:eastAsia="ru-RU"/>
         </w:rPr>
-        <w:t xml:space="preserve">description </w:t>
-      </w:r>
-      <w:proofErr w:type="gramStart"/>
-      <w:r>
-        <w:rPr>
-          <w:rFonts w:ascii="Times New Roman" w:eastAsia="Times New Roman" w:hAnsi="Times New Roman" w:cs="Times New Roman"/>
-          <w:sz w:val="28"/>
-          <w:szCs w:val="28"/>
-          <w:lang w:val="en-US" w:eastAsia="ru-RU"/>
-        </w:rPr>
-        <w:t>VARCHAR(</w:t>
-      </w:r>
-      <w:proofErr w:type="gramEnd"/>
-      <w:r>
-        <w:rPr>
-          <w:rFonts w:ascii="Times New Roman" w:eastAsia="Times New Roman" w:hAnsi="Times New Roman" w:cs="Times New Roman"/>
-          <w:sz w:val="28"/>
-          <w:szCs w:val="28"/>
-          <w:lang w:val="en-US" w:eastAsia="ru-RU"/>
-        </w:rPr>
-        <w:t>255));</w:t>
+        <w:t>description VARCHAR(255));</w:t>
       </w:r>
     </w:p>
     <w:p>
@@ -4513,27 +4201,7 @@
           <w:szCs w:val="28"/>
           <w:lang w:val="en-US" w:eastAsia="ru-RU"/>
         </w:rPr>
-        <w:t xml:space="preserve">name </w:t>
-      </w:r>
-      <w:proofErr w:type="gramStart"/>
-      <w:r>
-        <w:rPr>
-          <w:rFonts w:ascii="Times New Roman" w:eastAsia="Times New Roman" w:hAnsi="Times New Roman" w:cs="Times New Roman"/>
-          <w:sz w:val="28"/>
-          <w:szCs w:val="28"/>
-          <w:lang w:val="en-US" w:eastAsia="ru-RU"/>
-        </w:rPr>
-        <w:t>VARCHAR(</w:t>
-      </w:r>
-      <w:proofErr w:type="gramEnd"/>
-      <w:r>
-        <w:rPr>
-          <w:rFonts w:ascii="Times New Roman" w:eastAsia="Times New Roman" w:hAnsi="Times New Roman" w:cs="Times New Roman"/>
-          <w:sz w:val="28"/>
-          <w:szCs w:val="28"/>
-          <w:lang w:val="en-US" w:eastAsia="ru-RU"/>
-        </w:rPr>
-        <w:t>255),</w:t>
+        <w:t>name VARCHAR(255),</w:t>
       </w:r>
     </w:p>
     <w:p>
@@ -4546,45 +4214,14 @@
           <w:lang w:val="en-US" w:eastAsia="ru-RU"/>
         </w:rPr>
       </w:pPr>
-      <w:proofErr w:type="spellStart"/>
-      <w:r>
-        <w:rPr>
-          <w:rFonts w:ascii="Times New Roman" w:eastAsia="Times New Roman" w:hAnsi="Times New Roman" w:cs="Times New Roman"/>
-          <w:sz w:val="28"/>
-          <w:szCs w:val="28"/>
-          <w:lang w:val="en-US" w:eastAsia="ru-RU"/>
-        </w:rPr>
-        <w:t>group_id</w:t>
-      </w:r>
-      <w:proofErr w:type="spellEnd"/>
-      <w:r>
-        <w:rPr>
-          <w:rFonts w:ascii="Times New Roman" w:eastAsia="Times New Roman" w:hAnsi="Times New Roman" w:cs="Times New Roman"/>
-          <w:sz w:val="28"/>
-          <w:szCs w:val="28"/>
-          <w:lang w:val="en-US" w:eastAsia="ru-RU"/>
-        </w:rPr>
-        <w:t xml:space="preserve"> INTEGER REFERENCES </w:t>
-      </w:r>
-      <w:proofErr w:type="spellStart"/>
-      <w:r>
-        <w:rPr>
-          <w:rFonts w:ascii="Times New Roman" w:eastAsia="Times New Roman" w:hAnsi="Times New Roman" w:cs="Times New Roman"/>
-          <w:sz w:val="28"/>
-          <w:szCs w:val="28"/>
-          <w:lang w:val="en-US" w:eastAsia="ru-RU"/>
-        </w:rPr>
-        <w:t>study_group</w:t>
-      </w:r>
-      <w:proofErr w:type="spellEnd"/>
-      <w:r>
-        <w:rPr>
-          <w:rFonts w:ascii="Times New Roman" w:eastAsia="Times New Roman" w:hAnsi="Times New Roman" w:cs="Times New Roman"/>
-          <w:sz w:val="28"/>
-          <w:szCs w:val="28"/>
-          <w:lang w:val="en-US" w:eastAsia="ru-RU"/>
-        </w:rPr>
-        <w:t xml:space="preserve"> (id) NOT NULL);</w:t>
+      <w:r>
+        <w:rPr>
+          <w:rFonts w:ascii="Times New Roman" w:eastAsia="Times New Roman" w:hAnsi="Times New Roman" w:cs="Times New Roman"/>
+          <w:sz w:val="28"/>
+          <w:szCs w:val="28"/>
+          <w:lang w:val="en-US" w:eastAsia="ru-RU"/>
+        </w:rPr>
+        <w:t>group_id INTEGER REFERENCES study_group (id) NOT NULL);</w:t>
       </w:r>
     </w:p>
     <w:p>
@@ -4626,27 +4263,7 @@
           <w:szCs w:val="28"/>
           <w:lang w:val="en-US" w:eastAsia="ru-RU"/>
         </w:rPr>
-        <w:t xml:space="preserve">CREATE TABLE </w:t>
-      </w:r>
-      <w:proofErr w:type="spellStart"/>
-      <w:r>
-        <w:rPr>
-          <w:rFonts w:ascii="Times New Roman" w:eastAsia="Times New Roman" w:hAnsi="Times New Roman" w:cs="Times New Roman"/>
-          <w:sz w:val="28"/>
-          <w:szCs w:val="28"/>
-          <w:lang w:val="en-US" w:eastAsia="ru-RU"/>
-        </w:rPr>
-        <w:t>student_marks</w:t>
-      </w:r>
-      <w:proofErr w:type="spellEnd"/>
-      <w:r>
-        <w:rPr>
-          <w:rFonts w:ascii="Times New Roman" w:eastAsia="Times New Roman" w:hAnsi="Times New Roman" w:cs="Times New Roman"/>
-          <w:sz w:val="28"/>
-          <w:szCs w:val="28"/>
-          <w:lang w:val="en-US" w:eastAsia="ru-RU"/>
-        </w:rPr>
-        <w:t xml:space="preserve"> (</w:t>
+        <w:t>CREATE TABLE student_marks (</w:t>
       </w:r>
     </w:p>
     <w:p>
@@ -4659,25 +4276,14 @@
           <w:lang w:val="en-US" w:eastAsia="ru-RU"/>
         </w:rPr>
       </w:pPr>
-      <w:proofErr w:type="spellStart"/>
-      <w:r>
-        <w:rPr>
-          <w:rFonts w:ascii="Times New Roman" w:eastAsia="Times New Roman" w:hAnsi="Times New Roman" w:cs="Times New Roman"/>
-          <w:sz w:val="28"/>
-          <w:szCs w:val="28"/>
-          <w:lang w:val="en-US" w:eastAsia="ru-RU"/>
-        </w:rPr>
-        <w:t>student_id</w:t>
-      </w:r>
-      <w:proofErr w:type="spellEnd"/>
-      <w:r>
-        <w:rPr>
-          <w:rFonts w:ascii="Times New Roman" w:eastAsia="Times New Roman" w:hAnsi="Times New Roman" w:cs="Times New Roman"/>
-          <w:sz w:val="28"/>
-          <w:szCs w:val="28"/>
-          <w:lang w:val="en-US" w:eastAsia="ru-RU"/>
-        </w:rPr>
-        <w:t xml:space="preserve"> INTEGER REFERENCES student (id) PRIMARY KEY,</w:t>
+      <w:r>
+        <w:rPr>
+          <w:rFonts w:ascii="Times New Roman" w:eastAsia="Times New Roman" w:hAnsi="Times New Roman" w:cs="Times New Roman"/>
+          <w:sz w:val="28"/>
+          <w:szCs w:val="28"/>
+          <w:lang w:val="en-US" w:eastAsia="ru-RU"/>
+        </w:rPr>
+        <w:t>student_id INTEGER REFERENCES student (id) PRIMARY KEY,</w:t>
       </w:r>
     </w:p>
     <w:p>
@@ -4690,25 +4296,14 @@
           <w:lang w:val="en-US" w:eastAsia="ru-RU"/>
         </w:rPr>
       </w:pPr>
-      <w:proofErr w:type="spellStart"/>
-      <w:r>
-        <w:rPr>
-          <w:rFonts w:ascii="Times New Roman" w:eastAsia="Times New Roman" w:hAnsi="Times New Roman" w:cs="Times New Roman"/>
-          <w:sz w:val="28"/>
-          <w:szCs w:val="28"/>
-          <w:lang w:val="en-US" w:eastAsia="ru-RU"/>
-        </w:rPr>
-        <w:t>math_mark_average</w:t>
-      </w:r>
-      <w:proofErr w:type="spellEnd"/>
-      <w:r>
-        <w:rPr>
-          <w:rFonts w:ascii="Times New Roman" w:eastAsia="Times New Roman" w:hAnsi="Times New Roman" w:cs="Times New Roman"/>
-          <w:sz w:val="28"/>
-          <w:szCs w:val="28"/>
-          <w:lang w:val="en-US" w:eastAsia="ru-RU"/>
-        </w:rPr>
-        <w:t xml:space="preserve"> FLOAT,</w:t>
+      <w:r>
+        <w:rPr>
+          <w:rFonts w:ascii="Times New Roman" w:eastAsia="Times New Roman" w:hAnsi="Times New Roman" w:cs="Times New Roman"/>
+          <w:sz w:val="28"/>
+          <w:szCs w:val="28"/>
+          <w:lang w:val="en-US" w:eastAsia="ru-RU"/>
+        </w:rPr>
+        <w:t>math_mark_average FLOAT,</w:t>
       </w:r>
     </w:p>
     <w:p>
@@ -4721,25 +4316,14 @@
           <w:lang w:val="en-US" w:eastAsia="ru-RU"/>
         </w:rPr>
       </w:pPr>
-      <w:proofErr w:type="spellStart"/>
-      <w:r>
-        <w:rPr>
-          <w:rFonts w:ascii="Times New Roman" w:eastAsia="Times New Roman" w:hAnsi="Times New Roman" w:cs="Times New Roman"/>
-          <w:sz w:val="28"/>
-          <w:szCs w:val="28"/>
-          <w:lang w:val="en-US" w:eastAsia="ru-RU"/>
-        </w:rPr>
-        <w:t>physics_mark_average</w:t>
-      </w:r>
-      <w:proofErr w:type="spellEnd"/>
-      <w:r>
-        <w:rPr>
-          <w:rFonts w:ascii="Times New Roman" w:eastAsia="Times New Roman" w:hAnsi="Times New Roman" w:cs="Times New Roman"/>
-          <w:sz w:val="28"/>
-          <w:szCs w:val="28"/>
-          <w:lang w:val="en-US" w:eastAsia="ru-RU"/>
-        </w:rPr>
-        <w:t xml:space="preserve"> FLOAT,</w:t>
+      <w:r>
+        <w:rPr>
+          <w:rFonts w:ascii="Times New Roman" w:eastAsia="Times New Roman" w:hAnsi="Times New Roman" w:cs="Times New Roman"/>
+          <w:sz w:val="28"/>
+          <w:szCs w:val="28"/>
+          <w:lang w:val="en-US" w:eastAsia="ru-RU"/>
+        </w:rPr>
+        <w:t>physics_mark_average FLOAT,</w:t>
       </w:r>
     </w:p>
     <w:p>
@@ -4752,25 +4336,14 @@
           <w:lang w:val="en-US" w:eastAsia="ru-RU"/>
         </w:rPr>
       </w:pPr>
-      <w:proofErr w:type="spellStart"/>
-      <w:r>
-        <w:rPr>
-          <w:rFonts w:ascii="Times New Roman" w:eastAsia="Times New Roman" w:hAnsi="Times New Roman" w:cs="Times New Roman"/>
-          <w:sz w:val="28"/>
-          <w:szCs w:val="28"/>
-          <w:lang w:val="en-US" w:eastAsia="ru-RU"/>
-        </w:rPr>
-        <w:t>python_mark_average</w:t>
-      </w:r>
-      <w:proofErr w:type="spellEnd"/>
-      <w:r>
-        <w:rPr>
-          <w:rFonts w:ascii="Times New Roman" w:eastAsia="Times New Roman" w:hAnsi="Times New Roman" w:cs="Times New Roman"/>
-          <w:sz w:val="28"/>
-          <w:szCs w:val="28"/>
-          <w:lang w:val="en-US" w:eastAsia="ru-RU"/>
-        </w:rPr>
-        <w:t xml:space="preserve"> FLOAT);</w:t>
+      <w:r>
+        <w:rPr>
+          <w:rFonts w:ascii="Times New Roman" w:eastAsia="Times New Roman" w:hAnsi="Times New Roman" w:cs="Times New Roman"/>
+          <w:sz w:val="28"/>
+          <w:szCs w:val="28"/>
+          <w:lang w:val="en-US" w:eastAsia="ru-RU"/>
+        </w:rPr>
+        <w:t>python_mark_average FLOAT);</w:t>
       </w:r>
     </w:p>
     <w:p>
@@ -4801,27 +4374,7 @@
           <w:szCs w:val="28"/>
           <w:lang w:val="en-US" w:eastAsia="ru-RU"/>
         </w:rPr>
-        <w:t xml:space="preserve">INSERT INTO </w:t>
-      </w:r>
-      <w:proofErr w:type="spellStart"/>
-      <w:r>
-        <w:rPr>
-          <w:rFonts w:ascii="Times New Roman" w:eastAsia="Times New Roman" w:hAnsi="Times New Roman" w:cs="Times New Roman"/>
-          <w:sz w:val="28"/>
-          <w:szCs w:val="28"/>
-          <w:lang w:val="en-US" w:eastAsia="ru-RU"/>
-        </w:rPr>
-        <w:t>study_group</w:t>
-      </w:r>
-      <w:proofErr w:type="spellEnd"/>
-      <w:r>
-        <w:rPr>
-          <w:rFonts w:ascii="Times New Roman" w:eastAsia="Times New Roman" w:hAnsi="Times New Roman" w:cs="Times New Roman"/>
-          <w:sz w:val="28"/>
-          <w:szCs w:val="28"/>
-          <w:lang w:val="en-US" w:eastAsia="ru-RU"/>
-        </w:rPr>
-        <w:t xml:space="preserve"> (id, name, description) VALUES (1, '11A', 'strong');</w:t>
+        <w:t>INSERT INTO study_group (id, name, description) VALUES (1, '11A', 'strong');</w:t>
       </w:r>
     </w:p>
     <w:p>
@@ -4831,37 +4384,91 @@
           <w:rFonts w:ascii="Times New Roman" w:eastAsia="Times New Roman" w:hAnsi="Times New Roman" w:cs="Times New Roman"/>
           <w:sz w:val="28"/>
           <w:szCs w:val="28"/>
+          <w:lang w:val="en-US" w:eastAsia="ru-RU"/>
+        </w:rPr>
+      </w:pPr>
+      <w:r>
+        <w:rPr>
+          <w:rFonts w:ascii="Times New Roman" w:eastAsia="Times New Roman" w:hAnsi="Times New Roman" w:cs="Times New Roman"/>
+          <w:sz w:val="28"/>
+          <w:szCs w:val="28"/>
+          <w:lang w:val="en-US" w:eastAsia="ru-RU"/>
+        </w:rPr>
+        <w:t>INSERT INTO study_group (id, name, description) VALUES (2, '11Б', 'creative');</w:t>
+      </w:r>
+    </w:p>
+    <w:p>
+      <w:pPr>
+        <w:spacing w:after="0" w:line="360" w:lineRule="auto"/>
+        <w:rPr>
+          <w:rFonts w:ascii="Times New Roman" w:eastAsia="Times New Roman" w:hAnsi="Times New Roman" w:cs="Times New Roman"/>
+          <w:sz w:val="28"/>
+          <w:szCs w:val="28"/>
+          <w:lang w:val="en-US" w:eastAsia="ru-RU"/>
+        </w:rPr>
+      </w:pPr>
+      <w:r>
+        <w:rPr>
+          <w:rFonts w:ascii="Times New Roman" w:eastAsia="Times New Roman" w:hAnsi="Times New Roman" w:cs="Times New Roman"/>
+          <w:sz w:val="28"/>
+          <w:szCs w:val="28"/>
+          <w:lang w:val="en-US" w:eastAsia="ru-RU"/>
+        </w:rPr>
+        <w:t>INSERT INTO study_group (id, name, description) VALUES (</w:t>
+      </w:r>
+      <w:r>
+        <w:rPr>
+          <w:rFonts w:ascii="Times New Roman" w:eastAsia="Times New Roman" w:hAnsi="Times New Roman" w:cs="Times New Roman"/>
+          <w:sz w:val="28"/>
+          <w:szCs w:val="28"/>
+          <w:lang w:val="en-US" w:eastAsia="ru-RU"/>
+        </w:rPr>
+        <w:t>3</w:t>
+      </w:r>
+      <w:r>
+        <w:rPr>
+          <w:rFonts w:ascii="Times New Roman" w:eastAsia="Times New Roman" w:hAnsi="Times New Roman" w:cs="Times New Roman"/>
+          <w:sz w:val="28"/>
+          <w:szCs w:val="28"/>
+          <w:lang w:val="en-US" w:eastAsia="ru-RU"/>
+        </w:rPr>
+        <w:t>, '11</w:t>
+      </w:r>
+      <w:r>
+        <w:rPr>
+          <w:rFonts w:ascii="Times New Roman" w:eastAsia="Times New Roman" w:hAnsi="Times New Roman" w:cs="Times New Roman"/>
+          <w:sz w:val="28"/>
+          <w:szCs w:val="28"/>
           <w:lang w:eastAsia="ru-RU"/>
         </w:rPr>
-      </w:pPr>
-      <w:r>
-        <w:rPr>
-          <w:rFonts w:ascii="Times New Roman" w:eastAsia="Times New Roman" w:hAnsi="Times New Roman" w:cs="Times New Roman"/>
-          <w:sz w:val="28"/>
-          <w:szCs w:val="28"/>
-          <w:lang w:val="en-US" w:eastAsia="ru-RU"/>
-        </w:rPr>
-        <w:t xml:space="preserve">INSERT INTO </w:t>
-      </w:r>
-      <w:proofErr w:type="spellStart"/>
-      <w:r>
-        <w:rPr>
-          <w:rFonts w:ascii="Times New Roman" w:eastAsia="Times New Roman" w:hAnsi="Times New Roman" w:cs="Times New Roman"/>
-          <w:sz w:val="28"/>
-          <w:szCs w:val="28"/>
-          <w:lang w:val="en-US" w:eastAsia="ru-RU"/>
-        </w:rPr>
-        <w:t>study_group</w:t>
-      </w:r>
-      <w:proofErr w:type="spellEnd"/>
-      <w:r>
-        <w:rPr>
-          <w:rFonts w:ascii="Times New Roman" w:eastAsia="Times New Roman" w:hAnsi="Times New Roman" w:cs="Times New Roman"/>
-          <w:sz w:val="28"/>
-          <w:szCs w:val="28"/>
-          <w:lang w:val="en-US" w:eastAsia="ru-RU"/>
-        </w:rPr>
-        <w:t xml:space="preserve"> (id, name, description) VALUES (2, '11Б', 'creative');</w:t>
+        <w:t>В</w:t>
+      </w:r>
+      <w:r>
+        <w:rPr>
+          <w:rFonts w:ascii="Times New Roman" w:eastAsia="Times New Roman" w:hAnsi="Times New Roman" w:cs="Times New Roman"/>
+          <w:sz w:val="28"/>
+          <w:szCs w:val="28"/>
+          <w:lang w:val="en-US" w:eastAsia="ru-RU"/>
+        </w:rPr>
+        <w:t>', '</w:t>
+      </w:r>
+      <w:r>
+        <w:rPr>
+          <w:rFonts w:ascii="Times New Roman" w:eastAsia="Times New Roman" w:hAnsi="Times New Roman" w:cs="Times New Roman"/>
+          <w:sz w:val="28"/>
+          <w:szCs w:val="28"/>
+          <w:lang w:val="en-US" w:eastAsia="ru-RU"/>
+        </w:rPr>
+        <w:t>smart</w:t>
+      </w:r>
+      <w:r>
+        <w:rPr>
+          <w:rFonts w:ascii="Times New Roman" w:eastAsia="Times New Roman" w:hAnsi="Times New Roman" w:cs="Times New Roman"/>
+          <w:sz w:val="28"/>
+          <w:szCs w:val="28"/>
+          <w:lang w:val="en-US" w:eastAsia="ru-RU"/>
+        </w:rPr>
+        <w:t>');</w:t>
       </w:r>
     </w:p>
     <w:p>
@@ -4881,27 +4488,293 @@
           <w:szCs w:val="28"/>
           <w:lang w:val="en-US" w:eastAsia="ru-RU"/>
         </w:rPr>
-        <w:t xml:space="preserve">INSERT INTO </w:t>
-      </w:r>
-      <w:proofErr w:type="spellStart"/>
-      <w:r>
-        <w:rPr>
-          <w:rFonts w:ascii="Times New Roman" w:eastAsia="Times New Roman" w:hAnsi="Times New Roman" w:cs="Times New Roman"/>
-          <w:sz w:val="28"/>
-          <w:szCs w:val="28"/>
-          <w:lang w:val="en-US" w:eastAsia="ru-RU"/>
-        </w:rPr>
-        <w:t>study_group</w:t>
-      </w:r>
-      <w:proofErr w:type="spellEnd"/>
-      <w:r>
-        <w:rPr>
-          <w:rFonts w:ascii="Times New Roman" w:eastAsia="Times New Roman" w:hAnsi="Times New Roman" w:cs="Times New Roman"/>
-          <w:sz w:val="28"/>
-          <w:szCs w:val="28"/>
-          <w:lang w:val="en-US" w:eastAsia="ru-RU"/>
-        </w:rPr>
-        <w:t xml:space="preserve"> (id, name, description) VALUES (</w:t>
+        <w:t>INSERT INTO study_group (id, name, description) VALUES (</w:t>
+      </w:r>
+      <w:r>
+        <w:rPr>
+          <w:rFonts w:ascii="Times New Roman" w:eastAsia="Times New Roman" w:hAnsi="Times New Roman" w:cs="Times New Roman"/>
+          <w:sz w:val="28"/>
+          <w:szCs w:val="28"/>
+          <w:lang w:val="en-US" w:eastAsia="ru-RU"/>
+        </w:rPr>
+        <w:t>4</w:t>
+      </w:r>
+      <w:r>
+        <w:rPr>
+          <w:rFonts w:ascii="Times New Roman" w:eastAsia="Times New Roman" w:hAnsi="Times New Roman" w:cs="Times New Roman"/>
+          <w:sz w:val="28"/>
+          <w:szCs w:val="28"/>
+          <w:lang w:val="en-US" w:eastAsia="ru-RU"/>
+        </w:rPr>
+        <w:t>, '11</w:t>
+      </w:r>
+      <w:r>
+        <w:rPr>
+          <w:rFonts w:ascii="Times New Roman" w:eastAsia="Times New Roman" w:hAnsi="Times New Roman" w:cs="Times New Roman"/>
+          <w:sz w:val="28"/>
+          <w:szCs w:val="28"/>
+          <w:lang w:eastAsia="ru-RU"/>
+        </w:rPr>
+        <w:t>Г</w:t>
+      </w:r>
+      <w:r>
+        <w:rPr>
+          <w:rFonts w:ascii="Times New Roman" w:eastAsia="Times New Roman" w:hAnsi="Times New Roman" w:cs="Times New Roman"/>
+          <w:sz w:val="28"/>
+          <w:szCs w:val="28"/>
+          <w:lang w:val="en-US" w:eastAsia="ru-RU"/>
+        </w:rPr>
+        <w:t>', '</w:t>
+      </w:r>
+      <w:r>
+        <w:rPr>
+          <w:rFonts w:ascii="Times New Roman" w:eastAsia="Times New Roman" w:hAnsi="Times New Roman" w:cs="Times New Roman"/>
+          <w:sz w:val="28"/>
+          <w:szCs w:val="28"/>
+          <w:lang w:val="en-US" w:eastAsia="ru-RU"/>
+        </w:rPr>
+        <w:t>dramatic</w:t>
+      </w:r>
+      <w:r>
+        <w:rPr>
+          <w:rFonts w:ascii="Times New Roman" w:eastAsia="Times New Roman" w:hAnsi="Times New Roman" w:cs="Times New Roman"/>
+          <w:sz w:val="28"/>
+          <w:szCs w:val="28"/>
+          <w:lang w:val="en-US" w:eastAsia="ru-RU"/>
+        </w:rPr>
+        <w:t>');</w:t>
+      </w:r>
+    </w:p>
+    <w:p>
+      <w:pPr>
+        <w:spacing w:after="0" w:line="360" w:lineRule="auto"/>
+        <w:rPr>
+          <w:rFonts w:ascii="Times New Roman" w:eastAsia="Times New Roman" w:hAnsi="Times New Roman" w:cs="Times New Roman"/>
+          <w:sz w:val="28"/>
+          <w:szCs w:val="28"/>
+          <w:lang w:val="en-US" w:eastAsia="ru-RU"/>
+        </w:rPr>
+      </w:pPr>
+      <w:r>
+        <w:rPr>
+          <w:rFonts w:ascii="Times New Roman" w:eastAsia="Times New Roman" w:hAnsi="Times New Roman" w:cs="Times New Roman"/>
+          <w:sz w:val="28"/>
+          <w:szCs w:val="28"/>
+          <w:lang w:val="en-US" w:eastAsia="ru-RU"/>
+        </w:rPr>
+        <w:t>INSERT INTO study_group (id, name, description) VALUES (</w:t>
+      </w:r>
+      <w:r>
+        <w:rPr>
+          <w:rFonts w:ascii="Times New Roman" w:eastAsia="Times New Roman" w:hAnsi="Times New Roman" w:cs="Times New Roman"/>
+          <w:sz w:val="28"/>
+          <w:szCs w:val="28"/>
+          <w:lang w:val="en-US" w:eastAsia="ru-RU"/>
+        </w:rPr>
+        <w:t>5</w:t>
+      </w:r>
+      <w:r>
+        <w:rPr>
+          <w:rFonts w:ascii="Times New Roman" w:eastAsia="Times New Roman" w:hAnsi="Times New Roman" w:cs="Times New Roman"/>
+          <w:sz w:val="28"/>
+          <w:szCs w:val="28"/>
+          <w:lang w:val="en-US" w:eastAsia="ru-RU"/>
+        </w:rPr>
+        <w:t>, '11</w:t>
+      </w:r>
+      <w:r>
+        <w:rPr>
+          <w:rFonts w:ascii="Times New Roman" w:eastAsia="Times New Roman" w:hAnsi="Times New Roman" w:cs="Times New Roman"/>
+          <w:sz w:val="28"/>
+          <w:szCs w:val="28"/>
+          <w:lang w:eastAsia="ru-RU"/>
+        </w:rPr>
+        <w:t>Д</w:t>
+      </w:r>
+      <w:r>
+        <w:rPr>
+          <w:rFonts w:ascii="Times New Roman" w:eastAsia="Times New Roman" w:hAnsi="Times New Roman" w:cs="Times New Roman"/>
+          <w:sz w:val="28"/>
+          <w:szCs w:val="28"/>
+          <w:lang w:val="en-US" w:eastAsia="ru-RU"/>
+        </w:rPr>
+        <w:t>', '</w:t>
+      </w:r>
+      <w:r>
+        <w:rPr>
+          <w:rFonts w:ascii="Times New Roman" w:eastAsia="Times New Roman" w:hAnsi="Times New Roman" w:cs="Times New Roman"/>
+          <w:sz w:val="28"/>
+          <w:szCs w:val="28"/>
+          <w:lang w:val="en-US" w:eastAsia="ru-RU"/>
+        </w:rPr>
+        <w:t>olimp</w:t>
+      </w:r>
+      <w:r>
+        <w:rPr>
+          <w:rFonts w:ascii="Times New Roman" w:eastAsia="Times New Roman" w:hAnsi="Times New Roman" w:cs="Times New Roman"/>
+          <w:sz w:val="28"/>
+          <w:szCs w:val="28"/>
+          <w:lang w:val="en-US" w:eastAsia="ru-RU"/>
+        </w:rPr>
+        <w:t>');</w:t>
+      </w:r>
+    </w:p>
+    <w:p>
+      <w:pPr>
+        <w:spacing w:after="0" w:line="360" w:lineRule="auto"/>
+        <w:rPr>
+          <w:rFonts w:ascii="Times New Roman" w:eastAsia="Times New Roman" w:hAnsi="Times New Roman" w:cs="Times New Roman"/>
+          <w:sz w:val="28"/>
+          <w:szCs w:val="28"/>
+          <w:lang w:val="en-US" w:eastAsia="ru-RU"/>
+        </w:rPr>
+      </w:pPr>
+    </w:p>
+    <w:p>
+      <w:pPr>
+        <w:spacing w:after="0" w:line="360" w:lineRule="auto"/>
+        <w:rPr>
+          <w:rFonts w:ascii="Times New Roman" w:eastAsia="Times New Roman" w:hAnsi="Times New Roman" w:cs="Times New Roman"/>
+          <w:sz w:val="28"/>
+          <w:szCs w:val="28"/>
+          <w:lang w:val="en-US" w:eastAsia="ru-RU"/>
+        </w:rPr>
+      </w:pPr>
+    </w:p>
+    <w:p>
+      <w:pPr>
+        <w:spacing w:after="0" w:line="360" w:lineRule="auto"/>
+        <w:rPr>
+          <w:rFonts w:ascii="Times New Roman" w:eastAsia="Times New Roman" w:hAnsi="Times New Roman" w:cs="Times New Roman"/>
+          <w:sz w:val="28"/>
+          <w:szCs w:val="28"/>
+          <w:lang w:val="en-US" w:eastAsia="ru-RU"/>
+        </w:rPr>
+      </w:pPr>
+      <w:r>
+        <w:rPr>
+          <w:rFonts w:ascii="Times New Roman" w:eastAsia="Times New Roman" w:hAnsi="Times New Roman" w:cs="Times New Roman"/>
+          <w:sz w:val="28"/>
+          <w:szCs w:val="28"/>
+          <w:lang w:val="en-US" w:eastAsia="ru-RU"/>
+        </w:rPr>
+        <w:t>INSERT INTO student VALUES (1, 'Станислав', 1);</w:t>
+      </w:r>
+    </w:p>
+    <w:p>
+      <w:pPr>
+        <w:spacing w:after="0" w:line="360" w:lineRule="auto"/>
+        <w:rPr>
+          <w:rFonts w:ascii="Times New Roman" w:eastAsia="Times New Roman" w:hAnsi="Times New Roman" w:cs="Times New Roman"/>
+          <w:sz w:val="28"/>
+          <w:szCs w:val="28"/>
+          <w:lang w:val="en-US" w:eastAsia="ru-RU"/>
+        </w:rPr>
+      </w:pPr>
+      <w:r>
+        <w:rPr>
+          <w:rFonts w:ascii="Times New Roman" w:eastAsia="Times New Roman" w:hAnsi="Times New Roman" w:cs="Times New Roman"/>
+          <w:sz w:val="28"/>
+          <w:szCs w:val="28"/>
+          <w:lang w:val="en-US" w:eastAsia="ru-RU"/>
+        </w:rPr>
+        <w:t>INSERT INTO student VALUES (2, 'Глеб', 1);</w:t>
+      </w:r>
+    </w:p>
+    <w:p>
+      <w:pPr>
+        <w:spacing w:after="0" w:line="360" w:lineRule="auto"/>
+        <w:rPr>
+          <w:rFonts w:ascii="Times New Roman" w:eastAsia="Times New Roman" w:hAnsi="Times New Roman" w:cs="Times New Roman"/>
+          <w:sz w:val="28"/>
+          <w:szCs w:val="28"/>
+          <w:lang w:val="en-US" w:eastAsia="ru-RU"/>
+        </w:rPr>
+      </w:pPr>
+      <w:r>
+        <w:rPr>
+          <w:rFonts w:ascii="Times New Roman" w:eastAsia="Times New Roman" w:hAnsi="Times New Roman" w:cs="Times New Roman"/>
+          <w:sz w:val="28"/>
+          <w:szCs w:val="28"/>
+          <w:lang w:val="en-US" w:eastAsia="ru-RU"/>
+        </w:rPr>
+        <w:t xml:space="preserve">INSERT INTO student VALUES (3, 'Фома', </w:t>
+      </w:r>
+      <w:r>
+        <w:rPr>
+          <w:rFonts w:ascii="Times New Roman" w:eastAsia="Times New Roman" w:hAnsi="Times New Roman" w:cs="Times New Roman"/>
+          <w:sz w:val="28"/>
+          <w:szCs w:val="28"/>
+          <w:lang w:val="en-US" w:eastAsia="ru-RU"/>
+        </w:rPr>
+        <w:t>2</w:t>
+      </w:r>
+      <w:r>
+        <w:rPr>
+          <w:rFonts w:ascii="Times New Roman" w:eastAsia="Times New Roman" w:hAnsi="Times New Roman" w:cs="Times New Roman"/>
+          <w:sz w:val="28"/>
+          <w:szCs w:val="28"/>
+          <w:lang w:val="en-US" w:eastAsia="ru-RU"/>
+        </w:rPr>
+        <w:t>);</w:t>
+      </w:r>
+    </w:p>
+    <w:p>
+      <w:pPr>
+        <w:spacing w:after="0" w:line="360" w:lineRule="auto"/>
+        <w:rPr>
+          <w:rFonts w:ascii="Times New Roman" w:eastAsia="Times New Roman" w:hAnsi="Times New Roman" w:cs="Times New Roman"/>
+          <w:sz w:val="28"/>
+          <w:szCs w:val="28"/>
+          <w:lang w:val="en-US" w:eastAsia="ru-RU"/>
+        </w:rPr>
+      </w:pPr>
+      <w:r>
+        <w:rPr>
+          <w:rFonts w:ascii="Times New Roman" w:eastAsia="Times New Roman" w:hAnsi="Times New Roman" w:cs="Times New Roman"/>
+          <w:sz w:val="28"/>
+          <w:szCs w:val="28"/>
+          <w:lang w:val="en-US" w:eastAsia="ru-RU"/>
+        </w:rPr>
+        <w:t xml:space="preserve">INSERT INTO student VALUES (4, 'Юрий', </w:t>
+      </w:r>
+      <w:r>
+        <w:rPr>
+          <w:rFonts w:ascii="Times New Roman" w:eastAsia="Times New Roman" w:hAnsi="Times New Roman" w:cs="Times New Roman"/>
+          <w:sz w:val="28"/>
+          <w:szCs w:val="28"/>
+          <w:lang w:val="en-US" w:eastAsia="ru-RU"/>
+        </w:rPr>
+        <w:t>2</w:t>
+      </w:r>
+      <w:r>
+        <w:rPr>
+          <w:rFonts w:ascii="Times New Roman" w:eastAsia="Times New Roman" w:hAnsi="Times New Roman" w:cs="Times New Roman"/>
+          <w:sz w:val="28"/>
+          <w:szCs w:val="28"/>
+          <w:lang w:val="en-US" w:eastAsia="ru-RU"/>
+        </w:rPr>
+        <w:t>);</w:t>
+      </w:r>
+    </w:p>
+    <w:p>
+      <w:pPr>
+        <w:spacing w:after="0" w:line="360" w:lineRule="auto"/>
+        <w:rPr>
+          <w:rFonts w:ascii="Times New Roman" w:eastAsia="Times New Roman" w:hAnsi="Times New Roman" w:cs="Times New Roman"/>
+          <w:sz w:val="28"/>
+          <w:szCs w:val="28"/>
+          <w:lang w:val="en-US" w:eastAsia="ru-RU"/>
+        </w:rPr>
+      </w:pPr>
+      <w:r>
+        <w:rPr>
+          <w:rFonts w:ascii="Times New Roman" w:eastAsia="Times New Roman" w:hAnsi="Times New Roman" w:cs="Times New Roman"/>
+          <w:sz w:val="28"/>
+          <w:szCs w:val="28"/>
+          <w:lang w:val="en-US" w:eastAsia="ru-RU"/>
+        </w:rPr>
+        <w:t xml:space="preserve">INSERT INTO student VALUES (5, 'Игнат', </w:t>
       </w:r>
       <w:r>
         <w:rPr>
@@ -4919,7 +4792,83 @@
           <w:szCs w:val="28"/>
           <w:lang w:val="en-US" w:eastAsia="ru-RU"/>
         </w:rPr>
-        <w:t>, '11</w:t>
+        <w:t>);</w:t>
+      </w:r>
+    </w:p>
+    <w:p>
+      <w:pPr>
+        <w:spacing w:after="0" w:line="360" w:lineRule="auto"/>
+        <w:rPr>
+          <w:rFonts w:ascii="Times New Roman" w:eastAsia="Times New Roman" w:hAnsi="Times New Roman" w:cs="Times New Roman"/>
+          <w:sz w:val="28"/>
+          <w:szCs w:val="28"/>
+          <w:lang w:val="en-US" w:eastAsia="ru-RU"/>
+        </w:rPr>
+      </w:pPr>
+      <w:r>
+        <w:rPr>
+          <w:rFonts w:ascii="Times New Roman" w:eastAsia="Times New Roman" w:hAnsi="Times New Roman" w:cs="Times New Roman"/>
+          <w:sz w:val="28"/>
+          <w:szCs w:val="28"/>
+          <w:lang w:val="en-US" w:eastAsia="ru-RU"/>
+        </w:rPr>
+        <w:t xml:space="preserve">INSERT INTO student VALUES (6, 'Наталья', </w:t>
+      </w:r>
+      <w:r>
+        <w:rPr>
+          <w:rFonts w:ascii="Times New Roman" w:eastAsia="Times New Roman" w:hAnsi="Times New Roman" w:cs="Times New Roman"/>
+          <w:sz w:val="28"/>
+          <w:szCs w:val="28"/>
+          <w:lang w:val="en-US" w:eastAsia="ru-RU"/>
+        </w:rPr>
+        <w:t>3</w:t>
+      </w:r>
+      <w:r>
+        <w:rPr>
+          <w:rFonts w:ascii="Times New Roman" w:eastAsia="Times New Roman" w:hAnsi="Times New Roman" w:cs="Times New Roman"/>
+          <w:sz w:val="28"/>
+          <w:szCs w:val="28"/>
+          <w:lang w:val="en-US" w:eastAsia="ru-RU"/>
+        </w:rPr>
+        <w:t>);</w:t>
+      </w:r>
+    </w:p>
+    <w:p>
+      <w:pPr>
+        <w:spacing w:after="0" w:line="360" w:lineRule="auto"/>
+        <w:rPr>
+          <w:rFonts w:ascii="Times New Roman" w:eastAsia="Times New Roman" w:hAnsi="Times New Roman" w:cs="Times New Roman"/>
+          <w:sz w:val="28"/>
+          <w:szCs w:val="28"/>
+          <w:lang w:val="en-US" w:eastAsia="ru-RU"/>
+        </w:rPr>
+      </w:pPr>
+      <w:r>
+        <w:rPr>
+          <w:rFonts w:ascii="Times New Roman" w:eastAsia="Times New Roman" w:hAnsi="Times New Roman" w:cs="Times New Roman"/>
+          <w:sz w:val="28"/>
+          <w:szCs w:val="28"/>
+          <w:lang w:val="en-US" w:eastAsia="ru-RU"/>
+        </w:rPr>
+        <w:t>INSERT INTO student VALUES (</w:t>
+      </w:r>
+      <w:r>
+        <w:rPr>
+          <w:rFonts w:ascii="Times New Roman" w:eastAsia="Times New Roman" w:hAnsi="Times New Roman" w:cs="Times New Roman"/>
+          <w:sz w:val="28"/>
+          <w:szCs w:val="28"/>
+          <w:lang w:val="en-US" w:eastAsia="ru-RU"/>
+        </w:rPr>
+        <w:t>7</w:t>
+      </w:r>
+      <w:r>
+        <w:rPr>
+          <w:rFonts w:ascii="Times New Roman" w:eastAsia="Times New Roman" w:hAnsi="Times New Roman" w:cs="Times New Roman"/>
+          <w:sz w:val="28"/>
+          <w:szCs w:val="28"/>
+          <w:lang w:val="en-US" w:eastAsia="ru-RU"/>
+        </w:rPr>
+        <w:t>, '</w:t>
       </w:r>
       <w:r>
         <w:rPr>
@@ -4928,34 +4877,34 @@
           <w:szCs w:val="28"/>
           <w:lang w:eastAsia="ru-RU"/>
         </w:rPr>
-        <w:t>В</w:t>
-      </w:r>
-      <w:r>
-        <w:rPr>
-          <w:rFonts w:ascii="Times New Roman" w:eastAsia="Times New Roman" w:hAnsi="Times New Roman" w:cs="Times New Roman"/>
-          <w:sz w:val="28"/>
-          <w:szCs w:val="28"/>
-          <w:lang w:val="en-US" w:eastAsia="ru-RU"/>
-        </w:rPr>
-        <w:t>', '</w:t>
-      </w:r>
-      <w:r>
-        <w:rPr>
-          <w:rFonts w:ascii="Times New Roman" w:eastAsia="Times New Roman" w:hAnsi="Times New Roman" w:cs="Times New Roman"/>
-          <w:sz w:val="28"/>
-          <w:szCs w:val="28"/>
-          <w:lang w:val="en-US" w:eastAsia="ru-RU"/>
-        </w:rPr>
-        <w:t>smart</w:t>
-      </w:r>
-      <w:r>
-        <w:rPr>
-          <w:rFonts w:ascii="Times New Roman" w:eastAsia="Times New Roman" w:hAnsi="Times New Roman" w:cs="Times New Roman"/>
-          <w:sz w:val="28"/>
-          <w:szCs w:val="28"/>
-          <w:lang w:val="en-US" w:eastAsia="ru-RU"/>
-        </w:rPr>
-        <w:t>');</w:t>
+        <w:t>Роман</w:t>
+      </w:r>
+      <w:r>
+        <w:rPr>
+          <w:rFonts w:ascii="Times New Roman" w:eastAsia="Times New Roman" w:hAnsi="Times New Roman" w:cs="Times New Roman"/>
+          <w:sz w:val="28"/>
+          <w:szCs w:val="28"/>
+          <w:lang w:val="en-US" w:eastAsia="ru-RU"/>
+        </w:rPr>
+        <w:t xml:space="preserve">', </w:t>
+      </w:r>
+      <w:r>
+        <w:rPr>
+          <w:rFonts w:ascii="Times New Roman" w:eastAsia="Times New Roman" w:hAnsi="Times New Roman" w:cs="Times New Roman"/>
+          <w:sz w:val="28"/>
+          <w:szCs w:val="28"/>
+          <w:lang w:val="en-US" w:eastAsia="ru-RU"/>
+        </w:rPr>
+        <w:t>4</w:t>
+      </w:r>
+      <w:r>
+        <w:rPr>
+          <w:rFonts w:ascii="Times New Roman" w:eastAsia="Times New Roman" w:hAnsi="Times New Roman" w:cs="Times New Roman"/>
+          <w:sz w:val="28"/>
+          <w:szCs w:val="28"/>
+          <w:lang w:val="en-US" w:eastAsia="ru-RU"/>
+        </w:rPr>
+        <w:t>);</w:t>
       </w:r>
     </w:p>
     <w:p>
@@ -4975,27 +4924,43 @@
           <w:szCs w:val="28"/>
           <w:lang w:val="en-US" w:eastAsia="ru-RU"/>
         </w:rPr>
-        <w:t xml:space="preserve">INSERT INTO </w:t>
-      </w:r>
-      <w:proofErr w:type="spellStart"/>
-      <w:r>
-        <w:rPr>
-          <w:rFonts w:ascii="Times New Roman" w:eastAsia="Times New Roman" w:hAnsi="Times New Roman" w:cs="Times New Roman"/>
-          <w:sz w:val="28"/>
-          <w:szCs w:val="28"/>
-          <w:lang w:val="en-US" w:eastAsia="ru-RU"/>
-        </w:rPr>
-        <w:t>study_group</w:t>
-      </w:r>
-      <w:proofErr w:type="spellEnd"/>
-      <w:r>
-        <w:rPr>
-          <w:rFonts w:ascii="Times New Roman" w:eastAsia="Times New Roman" w:hAnsi="Times New Roman" w:cs="Times New Roman"/>
-          <w:sz w:val="28"/>
-          <w:szCs w:val="28"/>
-          <w:lang w:val="en-US" w:eastAsia="ru-RU"/>
-        </w:rPr>
-        <w:t xml:space="preserve"> (id, name, description) VALUES (</w:t>
+        <w:t>INSERT INTO student VALUES (</w:t>
+      </w:r>
+      <w:r>
+        <w:rPr>
+          <w:rFonts w:ascii="Times New Roman" w:eastAsia="Times New Roman" w:hAnsi="Times New Roman" w:cs="Times New Roman"/>
+          <w:sz w:val="28"/>
+          <w:szCs w:val="28"/>
+          <w:lang w:val="en-US" w:eastAsia="ru-RU"/>
+        </w:rPr>
+        <w:t>8</w:t>
+      </w:r>
+      <w:r>
+        <w:rPr>
+          <w:rFonts w:ascii="Times New Roman" w:eastAsia="Times New Roman" w:hAnsi="Times New Roman" w:cs="Times New Roman"/>
+          <w:sz w:val="28"/>
+          <w:szCs w:val="28"/>
+          <w:lang w:val="en-US" w:eastAsia="ru-RU"/>
+        </w:rPr>
+        <w:t>, '</w:t>
+      </w:r>
+      <w:r>
+        <w:rPr>
+          <w:rFonts w:ascii="Times New Roman" w:eastAsia="Times New Roman" w:hAnsi="Times New Roman" w:cs="Times New Roman"/>
+          <w:sz w:val="28"/>
+          <w:szCs w:val="28"/>
+          <w:lang w:eastAsia="ru-RU"/>
+        </w:rPr>
+        <w:t>Владислав</w:t>
+      </w:r>
+      <w:r>
+        <w:rPr>
+          <w:rFonts w:ascii="Times New Roman" w:eastAsia="Times New Roman" w:hAnsi="Times New Roman" w:cs="Times New Roman"/>
+          <w:sz w:val="28"/>
+          <w:szCs w:val="28"/>
+          <w:lang w:val="en-US" w:eastAsia="ru-RU"/>
+        </w:rPr>
+        <w:t xml:space="preserve">', </w:t>
       </w:r>
       <w:r>
         <w:rPr>
@@ -5013,7 +4978,45 @@
           <w:szCs w:val="28"/>
           <w:lang w:val="en-US" w:eastAsia="ru-RU"/>
         </w:rPr>
-        <w:t>, '11</w:t>
+        <w:t>);</w:t>
+      </w:r>
+    </w:p>
+    <w:p>
+      <w:pPr>
+        <w:spacing w:after="0" w:line="360" w:lineRule="auto"/>
+        <w:rPr>
+          <w:rFonts w:ascii="Times New Roman" w:eastAsia="Times New Roman" w:hAnsi="Times New Roman" w:cs="Times New Roman"/>
+          <w:sz w:val="28"/>
+          <w:szCs w:val="28"/>
+          <w:lang w:val="en-US" w:eastAsia="ru-RU"/>
+        </w:rPr>
+      </w:pPr>
+      <w:r>
+        <w:rPr>
+          <w:rFonts w:ascii="Times New Roman" w:eastAsia="Times New Roman" w:hAnsi="Times New Roman" w:cs="Times New Roman"/>
+          <w:sz w:val="28"/>
+          <w:szCs w:val="28"/>
+          <w:lang w:val="en-US" w:eastAsia="ru-RU"/>
+        </w:rPr>
+        <w:t>INSERT INTO student VALUES (</w:t>
+      </w:r>
+      <w:r>
+        <w:rPr>
+          <w:rFonts w:ascii="Times New Roman" w:eastAsia="Times New Roman" w:hAnsi="Times New Roman" w:cs="Times New Roman"/>
+          <w:sz w:val="28"/>
+          <w:szCs w:val="28"/>
+          <w:lang w:val="en-US" w:eastAsia="ru-RU"/>
+        </w:rPr>
+        <w:t>9</w:t>
+      </w:r>
+      <w:r>
+        <w:rPr>
+          <w:rFonts w:ascii="Times New Roman" w:eastAsia="Times New Roman" w:hAnsi="Times New Roman" w:cs="Times New Roman"/>
+          <w:sz w:val="28"/>
+          <w:szCs w:val="28"/>
+          <w:lang w:val="en-US" w:eastAsia="ru-RU"/>
+        </w:rPr>
+        <w:t>, '</w:t>
       </w:r>
       <w:r>
         <w:rPr>
@@ -5022,34 +5025,43 @@
           <w:szCs w:val="28"/>
           <w:lang w:eastAsia="ru-RU"/>
         </w:rPr>
-        <w:t>Г</w:t>
-      </w:r>
-      <w:r>
-        <w:rPr>
-          <w:rFonts w:ascii="Times New Roman" w:eastAsia="Times New Roman" w:hAnsi="Times New Roman" w:cs="Times New Roman"/>
-          <w:sz w:val="28"/>
-          <w:szCs w:val="28"/>
-          <w:lang w:val="en-US" w:eastAsia="ru-RU"/>
-        </w:rPr>
-        <w:t>', '</w:t>
-      </w:r>
-      <w:r>
-        <w:rPr>
-          <w:rFonts w:ascii="Times New Roman" w:eastAsia="Times New Roman" w:hAnsi="Times New Roman" w:cs="Times New Roman"/>
-          <w:sz w:val="28"/>
-          <w:szCs w:val="28"/>
-          <w:lang w:val="en-US" w:eastAsia="ru-RU"/>
-        </w:rPr>
-        <w:t>dramatic</w:t>
-      </w:r>
-      <w:r>
-        <w:rPr>
-          <w:rFonts w:ascii="Times New Roman" w:eastAsia="Times New Roman" w:hAnsi="Times New Roman" w:cs="Times New Roman"/>
-          <w:sz w:val="28"/>
-          <w:szCs w:val="28"/>
-          <w:lang w:val="en-US" w:eastAsia="ru-RU"/>
-        </w:rPr>
-        <w:t>');</w:t>
+        <w:t>Феофан</w:t>
+      </w:r>
+      <w:r>
+        <w:rPr>
+          <w:rFonts w:ascii="Times New Roman" w:eastAsia="Times New Roman" w:hAnsi="Times New Roman" w:cs="Times New Roman"/>
+          <w:sz w:val="28"/>
+          <w:szCs w:val="28"/>
+          <w:lang w:val="en-US" w:eastAsia="ru-RU"/>
+        </w:rPr>
+        <w:t xml:space="preserve">', </w:t>
+      </w:r>
+      <w:r>
+        <w:rPr>
+          <w:rFonts w:ascii="Times New Roman" w:eastAsia="Times New Roman" w:hAnsi="Times New Roman" w:cs="Times New Roman"/>
+          <w:sz w:val="28"/>
+          <w:szCs w:val="28"/>
+          <w:lang w:val="en-US" w:eastAsia="ru-RU"/>
+        </w:rPr>
+        <w:t>5</w:t>
+      </w:r>
+      <w:r>
+        <w:rPr>
+          <w:rFonts w:ascii="Times New Roman" w:eastAsia="Times New Roman" w:hAnsi="Times New Roman" w:cs="Times New Roman"/>
+          <w:sz w:val="28"/>
+          <w:szCs w:val="28"/>
+          <w:lang w:val="en-US" w:eastAsia="ru-RU"/>
+        </w:rPr>
+        <w:t>);</w:t>
+      </w:r>
+      <w:r>
+        <w:rPr>
+          <w:rFonts w:ascii="Times New Roman" w:eastAsia="Times New Roman" w:hAnsi="Times New Roman" w:cs="Times New Roman"/>
+          <w:sz w:val="28"/>
+          <w:szCs w:val="28"/>
+          <w:lang w:val="en-US" w:eastAsia="ru-RU"/>
+        </w:rPr>
+        <w:t xml:space="preserve">  </w:t>
       </w:r>
     </w:p>
     <w:p>
@@ -5059,37 +5071,181 @@
           <w:rFonts w:ascii="Times New Roman" w:eastAsia="Times New Roman" w:hAnsi="Times New Roman" w:cs="Times New Roman"/>
           <w:sz w:val="28"/>
           <w:szCs w:val="28"/>
-          <w:lang w:val="en-US" w:eastAsia="ru-RU"/>
-        </w:rPr>
-      </w:pPr>
-      <w:r>
-        <w:rPr>
-          <w:rFonts w:ascii="Times New Roman" w:eastAsia="Times New Roman" w:hAnsi="Times New Roman" w:cs="Times New Roman"/>
-          <w:sz w:val="28"/>
-          <w:szCs w:val="28"/>
-          <w:lang w:val="en-US" w:eastAsia="ru-RU"/>
-        </w:rPr>
-        <w:t xml:space="preserve">INSERT INTO </w:t>
-      </w:r>
-      <w:proofErr w:type="spellStart"/>
-      <w:r>
-        <w:rPr>
-          <w:rFonts w:ascii="Times New Roman" w:eastAsia="Times New Roman" w:hAnsi="Times New Roman" w:cs="Times New Roman"/>
-          <w:sz w:val="28"/>
-          <w:szCs w:val="28"/>
-          <w:lang w:val="en-US" w:eastAsia="ru-RU"/>
-        </w:rPr>
-        <w:t>study_group</w:t>
-      </w:r>
-      <w:proofErr w:type="spellEnd"/>
-      <w:r>
-        <w:rPr>
-          <w:rFonts w:ascii="Times New Roman" w:eastAsia="Times New Roman" w:hAnsi="Times New Roman" w:cs="Times New Roman"/>
-          <w:sz w:val="28"/>
-          <w:szCs w:val="28"/>
-          <w:lang w:val="en-US" w:eastAsia="ru-RU"/>
-        </w:rPr>
-        <w:t xml:space="preserve"> (id, name, description) VALUES (</w:t>
+          <w:lang w:eastAsia="ru-RU"/>
+        </w:rPr>
+      </w:pPr>
+      <w:r>
+        <w:rPr>
+          <w:rFonts w:ascii="Times New Roman" w:eastAsia="Times New Roman" w:hAnsi="Times New Roman" w:cs="Times New Roman"/>
+          <w:sz w:val="28"/>
+          <w:szCs w:val="28"/>
+          <w:lang w:eastAsia="ru-RU"/>
+        </w:rPr>
+        <w:t xml:space="preserve">/// </w:t>
+      </w:r>
+      <w:r>
+        <w:rPr>
+          <w:rFonts w:ascii="Times New Roman" w:eastAsia="Times New Roman" w:hAnsi="Times New Roman" w:cs="Times New Roman"/>
+          <w:sz w:val="28"/>
+          <w:szCs w:val="28"/>
+          <w:lang w:eastAsia="ru-RU"/>
+        </w:rPr>
+        <w:t>ЗДЕСЬ</w:t>
+      </w:r>
+      <w:r>
+        <w:rPr>
+          <w:rFonts w:ascii="Times New Roman" w:eastAsia="Times New Roman" w:hAnsi="Times New Roman" w:cs="Times New Roman"/>
+          <w:sz w:val="28"/>
+          <w:szCs w:val="28"/>
+          <w:lang w:eastAsia="ru-RU"/>
+        </w:rPr>
+        <w:t xml:space="preserve"> </w:t>
+      </w:r>
+      <w:r>
+        <w:rPr>
+          <w:rFonts w:ascii="Times New Roman" w:eastAsia="Times New Roman" w:hAnsi="Times New Roman" w:cs="Times New Roman"/>
+          <w:sz w:val="28"/>
+          <w:szCs w:val="28"/>
+          <w:lang w:eastAsia="ru-RU"/>
+        </w:rPr>
+        <w:t>МОЖНО</w:t>
+      </w:r>
+      <w:r>
+        <w:rPr>
+          <w:rFonts w:ascii="Times New Roman" w:eastAsia="Times New Roman" w:hAnsi="Times New Roman" w:cs="Times New Roman"/>
+          <w:sz w:val="28"/>
+          <w:szCs w:val="28"/>
+          <w:lang w:eastAsia="ru-RU"/>
+        </w:rPr>
+        <w:t xml:space="preserve"> </w:t>
+      </w:r>
+      <w:r>
+        <w:rPr>
+          <w:rFonts w:ascii="Times New Roman" w:eastAsia="Times New Roman" w:hAnsi="Times New Roman" w:cs="Times New Roman"/>
+          <w:sz w:val="28"/>
+          <w:szCs w:val="28"/>
+          <w:lang w:eastAsia="ru-RU"/>
+        </w:rPr>
+        <w:t xml:space="preserve">СДЕЛАТЬ ОШИБКУ (вписать </w:t>
+      </w:r>
+      <w:r>
+        <w:rPr>
+          <w:rFonts w:ascii="Times New Roman" w:eastAsia="Times New Roman" w:hAnsi="Times New Roman" w:cs="Times New Roman"/>
+          <w:sz w:val="28"/>
+          <w:szCs w:val="28"/>
+          <w:lang w:val="en-US" w:eastAsia="ru-RU"/>
+        </w:rPr>
+        <w:t>id</w:t>
+      </w:r>
+      <w:r>
+        <w:rPr>
+          <w:rFonts w:ascii="Times New Roman" w:eastAsia="Times New Roman" w:hAnsi="Times New Roman" w:cs="Times New Roman"/>
+          <w:sz w:val="28"/>
+          <w:szCs w:val="28"/>
+          <w:lang w:eastAsia="ru-RU"/>
+        </w:rPr>
+        <w:t xml:space="preserve"> = 8</w:t>
+      </w:r>
+      <w:r>
+        <w:rPr>
+          <w:rFonts w:ascii="Times New Roman" w:eastAsia="Times New Roman" w:hAnsi="Times New Roman" w:cs="Times New Roman"/>
+          <w:sz w:val="28"/>
+          <w:szCs w:val="28"/>
+          <w:lang w:eastAsia="ru-RU"/>
+        </w:rPr>
+        <w:t xml:space="preserve">, но </w:t>
+      </w:r>
+      <w:r>
+        <w:rPr>
+          <w:rFonts w:ascii="Times New Roman" w:eastAsia="Times New Roman" w:hAnsi="Times New Roman" w:cs="Times New Roman"/>
+          <w:sz w:val="28"/>
+          <w:szCs w:val="28"/>
+          <w:lang w:val="en-US" w:eastAsia="ru-RU"/>
+        </w:rPr>
+        <w:t>id</w:t>
+      </w:r>
+      <w:r>
+        <w:rPr>
+          <w:rFonts w:ascii="Times New Roman" w:eastAsia="Times New Roman" w:hAnsi="Times New Roman" w:cs="Times New Roman"/>
+          <w:sz w:val="28"/>
+          <w:szCs w:val="28"/>
+          <w:lang w:eastAsia="ru-RU"/>
+        </w:rPr>
+        <w:t xml:space="preserve"> - </w:t>
+      </w:r>
+      <w:r>
+        <w:rPr>
+          <w:rFonts w:ascii="Times New Roman" w:eastAsia="Times New Roman" w:hAnsi="Times New Roman" w:cs="Times New Roman"/>
+          <w:sz w:val="28"/>
+          <w:szCs w:val="28"/>
+          <w:lang w:val="en-US" w:eastAsia="ru-RU"/>
+        </w:rPr>
+        <w:t>unique</w:t>
+      </w:r>
+      <w:r>
+        <w:rPr>
+          <w:rFonts w:ascii="Times New Roman" w:eastAsia="Times New Roman" w:hAnsi="Times New Roman" w:cs="Times New Roman"/>
+          <w:sz w:val="28"/>
+          <w:szCs w:val="28"/>
+          <w:lang w:eastAsia="ru-RU"/>
+        </w:rPr>
+        <w:t>)</w:t>
+      </w:r>
+    </w:p>
+    <w:p>
+      <w:pPr>
+        <w:spacing w:after="0" w:line="360" w:lineRule="auto"/>
+        <w:rPr>
+          <w:rFonts w:ascii="Times New Roman" w:eastAsia="Times New Roman" w:hAnsi="Times New Roman" w:cs="Times New Roman"/>
+          <w:sz w:val="28"/>
+          <w:szCs w:val="28"/>
+          <w:lang w:val="en-US" w:eastAsia="ru-RU"/>
+        </w:rPr>
+      </w:pPr>
+      <w:r>
+        <w:rPr>
+          <w:rFonts w:ascii="Times New Roman" w:eastAsia="Times New Roman" w:hAnsi="Times New Roman" w:cs="Times New Roman"/>
+          <w:sz w:val="28"/>
+          <w:szCs w:val="28"/>
+          <w:lang w:val="en-US" w:eastAsia="ru-RU"/>
+        </w:rPr>
+        <w:t>INSERT INTO student VALUES (</w:t>
+      </w:r>
+      <w:r>
+        <w:rPr>
+          <w:rFonts w:ascii="Times New Roman" w:eastAsia="Times New Roman" w:hAnsi="Times New Roman" w:cs="Times New Roman"/>
+          <w:sz w:val="28"/>
+          <w:szCs w:val="28"/>
+          <w:lang w:val="en-US" w:eastAsia="ru-RU"/>
+        </w:rPr>
+        <w:t>10</w:t>
+      </w:r>
+      <w:r>
+        <w:rPr>
+          <w:rFonts w:ascii="Times New Roman" w:eastAsia="Times New Roman" w:hAnsi="Times New Roman" w:cs="Times New Roman"/>
+          <w:sz w:val="28"/>
+          <w:szCs w:val="28"/>
+          <w:lang w:val="en-US" w:eastAsia="ru-RU"/>
+        </w:rPr>
+        <w:t>, '</w:t>
+      </w:r>
+      <w:r>
+        <w:rPr>
+          <w:rFonts w:ascii="Times New Roman" w:eastAsia="Times New Roman" w:hAnsi="Times New Roman" w:cs="Times New Roman"/>
+          <w:sz w:val="28"/>
+          <w:szCs w:val="28"/>
+          <w:lang w:eastAsia="ru-RU"/>
+        </w:rPr>
+        <w:t>Виктор</w:t>
+      </w:r>
+      <w:r>
+        <w:rPr>
+          <w:rFonts w:ascii="Times New Roman" w:eastAsia="Times New Roman" w:hAnsi="Times New Roman" w:cs="Times New Roman"/>
+          <w:sz w:val="28"/>
+          <w:szCs w:val="28"/>
+          <w:lang w:val="en-US" w:eastAsia="ru-RU"/>
+        </w:rPr>
+        <w:t xml:space="preserve">', </w:t>
       </w:r>
       <w:r>
         <w:rPr>
@@ -5107,45 +5263,7 @@
           <w:szCs w:val="28"/>
           <w:lang w:val="en-US" w:eastAsia="ru-RU"/>
         </w:rPr>
-        <w:t>, '11</w:t>
-      </w:r>
-      <w:r>
-        <w:rPr>
-          <w:rFonts w:ascii="Times New Roman" w:eastAsia="Times New Roman" w:hAnsi="Times New Roman" w:cs="Times New Roman"/>
-          <w:sz w:val="28"/>
-          <w:szCs w:val="28"/>
-          <w:lang w:eastAsia="ru-RU"/>
-        </w:rPr>
-        <w:t>Д</w:t>
-      </w:r>
-      <w:r>
-        <w:rPr>
-          <w:rFonts w:ascii="Times New Roman" w:eastAsia="Times New Roman" w:hAnsi="Times New Roman" w:cs="Times New Roman"/>
-          <w:sz w:val="28"/>
-          <w:szCs w:val="28"/>
-          <w:lang w:val="en-US" w:eastAsia="ru-RU"/>
-        </w:rPr>
-        <w:t>', '</w:t>
-      </w:r>
-      <w:proofErr w:type="spellStart"/>
-      <w:r>
-        <w:rPr>
-          <w:rFonts w:ascii="Times New Roman" w:eastAsia="Times New Roman" w:hAnsi="Times New Roman" w:cs="Times New Roman"/>
-          <w:sz w:val="28"/>
-          <w:szCs w:val="28"/>
-          <w:lang w:val="en-US" w:eastAsia="ru-RU"/>
-        </w:rPr>
-        <w:t>olimp</w:t>
-      </w:r>
-      <w:proofErr w:type="spellEnd"/>
-      <w:r>
-        <w:rPr>
-          <w:rFonts w:ascii="Times New Roman" w:eastAsia="Times New Roman" w:hAnsi="Times New Roman" w:cs="Times New Roman"/>
-          <w:sz w:val="28"/>
-          <w:szCs w:val="28"/>
-          <w:lang w:val="en-US" w:eastAsia="ru-RU"/>
-        </w:rPr>
-        <w:t>');</w:t>
+        <w:t>);</w:t>
       </w:r>
     </w:p>
     <w:p>
@@ -5187,27 +5305,7 @@
           <w:szCs w:val="28"/>
           <w:lang w:val="en-US" w:eastAsia="ru-RU"/>
         </w:rPr>
-        <w:t>INSERT INTO student VALUES (1, '</w:t>
-      </w:r>
-      <w:proofErr w:type="spellStart"/>
-      <w:r>
-        <w:rPr>
-          <w:rFonts w:ascii="Times New Roman" w:eastAsia="Times New Roman" w:hAnsi="Times New Roman" w:cs="Times New Roman"/>
-          <w:sz w:val="28"/>
-          <w:szCs w:val="28"/>
-          <w:lang w:val="en-US" w:eastAsia="ru-RU"/>
-        </w:rPr>
-        <w:t>Станислав</w:t>
-      </w:r>
-      <w:proofErr w:type="spellEnd"/>
-      <w:r>
-        <w:rPr>
-          <w:rFonts w:ascii="Times New Roman" w:eastAsia="Times New Roman" w:hAnsi="Times New Roman" w:cs="Times New Roman"/>
-          <w:sz w:val="28"/>
-          <w:szCs w:val="28"/>
-          <w:lang w:val="en-US" w:eastAsia="ru-RU"/>
-        </w:rPr>
-        <w:t>', 1);</w:t>
+        <w:t>INSERT INTO student_marks VALUES (1, 4.2, 4.8, 5.0);</w:t>
       </w:r>
     </w:p>
     <w:p>
@@ -5227,27 +5325,7 @@
           <w:szCs w:val="28"/>
           <w:lang w:val="en-US" w:eastAsia="ru-RU"/>
         </w:rPr>
-        <w:t>INSERT INTO student VALUES (2, '</w:t>
-      </w:r>
-      <w:proofErr w:type="spellStart"/>
-      <w:r>
-        <w:rPr>
-          <w:rFonts w:ascii="Times New Roman" w:eastAsia="Times New Roman" w:hAnsi="Times New Roman" w:cs="Times New Roman"/>
-          <w:sz w:val="28"/>
-          <w:szCs w:val="28"/>
-          <w:lang w:val="en-US" w:eastAsia="ru-RU"/>
-        </w:rPr>
-        <w:t>Глеб</w:t>
-      </w:r>
-      <w:proofErr w:type="spellEnd"/>
-      <w:r>
-        <w:rPr>
-          <w:rFonts w:ascii="Times New Roman" w:eastAsia="Times New Roman" w:hAnsi="Times New Roman" w:cs="Times New Roman"/>
-          <w:sz w:val="28"/>
-          <w:szCs w:val="28"/>
-          <w:lang w:val="en-US" w:eastAsia="ru-RU"/>
-        </w:rPr>
-        <w:t>', 1);</w:t>
+        <w:t>INSERT INTO student_marks VALUES (2, 4.4, 4.1, 4.9);</w:t>
       </w:r>
     </w:p>
     <w:p>
@@ -5267,36 +5345,225 @@
           <w:szCs w:val="28"/>
           <w:lang w:val="en-US" w:eastAsia="ru-RU"/>
         </w:rPr>
-        <w:t>INSERT INTO student VALUES (3, '</w:t>
-      </w:r>
-      <w:proofErr w:type="spellStart"/>
-      <w:r>
-        <w:rPr>
-          <w:rFonts w:ascii="Times New Roman" w:eastAsia="Times New Roman" w:hAnsi="Times New Roman" w:cs="Times New Roman"/>
-          <w:sz w:val="28"/>
-          <w:szCs w:val="28"/>
-          <w:lang w:val="en-US" w:eastAsia="ru-RU"/>
-        </w:rPr>
-        <w:t>Фома</w:t>
-      </w:r>
-      <w:proofErr w:type="spellEnd"/>
-      <w:r>
-        <w:rPr>
-          <w:rFonts w:ascii="Times New Roman" w:eastAsia="Times New Roman" w:hAnsi="Times New Roman" w:cs="Times New Roman"/>
-          <w:sz w:val="28"/>
-          <w:szCs w:val="28"/>
-          <w:lang w:val="en-US" w:eastAsia="ru-RU"/>
-        </w:rPr>
-        <w:t xml:space="preserve">', </w:t>
-      </w:r>
-      <w:r>
-        <w:rPr>
-          <w:rFonts w:ascii="Times New Roman" w:eastAsia="Times New Roman" w:hAnsi="Times New Roman" w:cs="Times New Roman"/>
-          <w:sz w:val="28"/>
-          <w:szCs w:val="28"/>
-          <w:lang w:val="en-US" w:eastAsia="ru-RU"/>
-        </w:rPr>
-        <w:t>2</w:t>
+        <w:lastRenderedPageBreak/>
+        <w:t>INSERT INTO student_marks VALUES (3, 4.6, 3.8, 4.6);</w:t>
+      </w:r>
+    </w:p>
+    <w:p>
+      <w:pPr>
+        <w:spacing w:after="0" w:line="360" w:lineRule="auto"/>
+        <w:rPr>
+          <w:rFonts w:ascii="Times New Roman" w:eastAsia="Times New Roman" w:hAnsi="Times New Roman" w:cs="Times New Roman"/>
+          <w:sz w:val="28"/>
+          <w:szCs w:val="28"/>
+          <w:lang w:val="en-US" w:eastAsia="ru-RU"/>
+        </w:rPr>
+      </w:pPr>
+      <w:r>
+        <w:rPr>
+          <w:rFonts w:ascii="Times New Roman" w:eastAsia="Times New Roman" w:hAnsi="Times New Roman" w:cs="Times New Roman"/>
+          <w:sz w:val="28"/>
+          <w:szCs w:val="28"/>
+          <w:lang w:val="en-US" w:eastAsia="ru-RU"/>
+        </w:rPr>
+        <w:t>INSERT INTO student_marks VALUES (4, 4.8, 3.7, 4.8);</w:t>
+      </w:r>
+    </w:p>
+    <w:p>
+      <w:pPr>
+        <w:spacing w:after="0" w:line="360" w:lineRule="auto"/>
+        <w:rPr>
+          <w:rFonts w:ascii="Times New Roman" w:eastAsia="Times New Roman" w:hAnsi="Times New Roman" w:cs="Times New Roman"/>
+          <w:sz w:val="28"/>
+          <w:szCs w:val="28"/>
+          <w:lang w:val="en-US" w:eastAsia="ru-RU"/>
+        </w:rPr>
+      </w:pPr>
+      <w:r>
+        <w:rPr>
+          <w:rFonts w:ascii="Times New Roman" w:eastAsia="Times New Roman" w:hAnsi="Times New Roman" w:cs="Times New Roman"/>
+          <w:sz w:val="28"/>
+          <w:szCs w:val="28"/>
+          <w:lang w:val="en-US" w:eastAsia="ru-RU"/>
+        </w:rPr>
+        <w:t>INSERT INTO student_marks VALUES (5, 4.9, 3.9, 4.9);</w:t>
+      </w:r>
+    </w:p>
+    <w:p>
+      <w:pPr>
+        <w:spacing w:after="0" w:line="360" w:lineRule="auto"/>
+        <w:rPr>
+          <w:rFonts w:ascii="Times New Roman" w:eastAsia="Times New Roman" w:hAnsi="Times New Roman" w:cs="Times New Roman"/>
+          <w:sz w:val="28"/>
+          <w:szCs w:val="28"/>
+          <w:lang w:val="en-US" w:eastAsia="ru-RU"/>
+        </w:rPr>
+      </w:pPr>
+      <w:r>
+        <w:rPr>
+          <w:rFonts w:ascii="Times New Roman" w:eastAsia="Times New Roman" w:hAnsi="Times New Roman" w:cs="Times New Roman"/>
+          <w:sz w:val="28"/>
+          <w:szCs w:val="28"/>
+          <w:lang w:val="en-US" w:eastAsia="ru-RU"/>
+        </w:rPr>
+        <w:t>INSERT INTO student_marks VALUES (6, 4.8, 4.6, 5.0);</w:t>
+      </w:r>
+    </w:p>
+    <w:p>
+      <w:pPr>
+        <w:spacing w:after="0" w:line="360" w:lineRule="auto"/>
+        <w:rPr>
+          <w:rFonts w:ascii="Times New Roman" w:eastAsia="Times New Roman" w:hAnsi="Times New Roman" w:cs="Times New Roman"/>
+          <w:sz w:val="28"/>
+          <w:szCs w:val="28"/>
+          <w:lang w:val="en-US" w:eastAsia="ru-RU"/>
+        </w:rPr>
+      </w:pPr>
+      <w:r>
+        <w:rPr>
+          <w:rFonts w:ascii="Times New Roman" w:eastAsia="Times New Roman" w:hAnsi="Times New Roman" w:cs="Times New Roman"/>
+          <w:sz w:val="28"/>
+          <w:szCs w:val="28"/>
+          <w:lang w:val="en-US" w:eastAsia="ru-RU"/>
+        </w:rPr>
+        <w:t>INSERT INTO student_marks VALUES (</w:t>
+      </w:r>
+      <w:r>
+        <w:rPr>
+          <w:rFonts w:ascii="Times New Roman" w:eastAsia="Times New Roman" w:hAnsi="Times New Roman" w:cs="Times New Roman"/>
+          <w:sz w:val="28"/>
+          <w:szCs w:val="28"/>
+          <w:lang w:val="en-US" w:eastAsia="ru-RU"/>
+        </w:rPr>
+        <w:t>7</w:t>
+      </w:r>
+      <w:r>
+        <w:rPr>
+          <w:rFonts w:ascii="Times New Roman" w:eastAsia="Times New Roman" w:hAnsi="Times New Roman" w:cs="Times New Roman"/>
+          <w:sz w:val="28"/>
+          <w:szCs w:val="28"/>
+          <w:lang w:val="en-US" w:eastAsia="ru-RU"/>
+        </w:rPr>
+        <w:t>, 4.</w:t>
+      </w:r>
+      <w:r>
+        <w:rPr>
+          <w:rFonts w:ascii="Times New Roman" w:eastAsia="Times New Roman" w:hAnsi="Times New Roman" w:cs="Times New Roman"/>
+          <w:sz w:val="28"/>
+          <w:szCs w:val="28"/>
+          <w:lang w:val="en-US" w:eastAsia="ru-RU"/>
+        </w:rPr>
+        <w:t>1</w:t>
+      </w:r>
+      <w:r>
+        <w:rPr>
+          <w:rFonts w:ascii="Times New Roman" w:eastAsia="Times New Roman" w:hAnsi="Times New Roman" w:cs="Times New Roman"/>
+          <w:sz w:val="28"/>
+          <w:szCs w:val="28"/>
+          <w:lang w:val="en-US" w:eastAsia="ru-RU"/>
+        </w:rPr>
+        <w:t>, 4.</w:t>
+      </w:r>
+      <w:r>
+        <w:rPr>
+          <w:rFonts w:ascii="Times New Roman" w:eastAsia="Times New Roman" w:hAnsi="Times New Roman" w:cs="Times New Roman"/>
+          <w:sz w:val="28"/>
+          <w:szCs w:val="28"/>
+          <w:lang w:val="en-US" w:eastAsia="ru-RU"/>
+        </w:rPr>
+        <w:t>7</w:t>
+      </w:r>
+      <w:r>
+        <w:rPr>
+          <w:rFonts w:ascii="Times New Roman" w:eastAsia="Times New Roman" w:hAnsi="Times New Roman" w:cs="Times New Roman"/>
+          <w:sz w:val="28"/>
+          <w:szCs w:val="28"/>
+          <w:lang w:val="en-US" w:eastAsia="ru-RU"/>
+        </w:rPr>
+        <w:t>, 5.0);</w:t>
+      </w:r>
+    </w:p>
+    <w:p>
+      <w:pPr>
+        <w:spacing w:after="0" w:line="360" w:lineRule="auto"/>
+        <w:rPr>
+          <w:rFonts w:ascii="Times New Roman" w:eastAsia="Times New Roman" w:hAnsi="Times New Roman" w:cs="Times New Roman"/>
+          <w:sz w:val="28"/>
+          <w:szCs w:val="28"/>
+          <w:lang w:val="en-US" w:eastAsia="ru-RU"/>
+        </w:rPr>
+      </w:pPr>
+      <w:r>
+        <w:rPr>
+          <w:rFonts w:ascii="Times New Roman" w:eastAsia="Times New Roman" w:hAnsi="Times New Roman" w:cs="Times New Roman"/>
+          <w:sz w:val="28"/>
+          <w:szCs w:val="28"/>
+          <w:lang w:val="en-US" w:eastAsia="ru-RU"/>
+        </w:rPr>
+        <w:t>INSERT INTO student_marks VALUES (</w:t>
+      </w:r>
+      <w:r>
+        <w:rPr>
+          <w:rFonts w:ascii="Times New Roman" w:eastAsia="Times New Roman" w:hAnsi="Times New Roman" w:cs="Times New Roman"/>
+          <w:sz w:val="28"/>
+          <w:szCs w:val="28"/>
+          <w:lang w:val="en-US" w:eastAsia="ru-RU"/>
+        </w:rPr>
+        <w:t>8</w:t>
+      </w:r>
+      <w:r>
+        <w:rPr>
+          <w:rFonts w:ascii="Times New Roman" w:eastAsia="Times New Roman" w:hAnsi="Times New Roman" w:cs="Times New Roman"/>
+          <w:sz w:val="28"/>
+          <w:szCs w:val="28"/>
+          <w:lang w:val="en-US" w:eastAsia="ru-RU"/>
+        </w:rPr>
+        <w:t>, 4.</w:t>
+      </w:r>
+      <w:r>
+        <w:rPr>
+          <w:rFonts w:ascii="Times New Roman" w:eastAsia="Times New Roman" w:hAnsi="Times New Roman" w:cs="Times New Roman"/>
+          <w:sz w:val="28"/>
+          <w:szCs w:val="28"/>
+          <w:lang w:val="en-US" w:eastAsia="ru-RU"/>
+        </w:rPr>
+        <w:t>9</w:t>
+      </w:r>
+      <w:r>
+        <w:rPr>
+          <w:rFonts w:ascii="Times New Roman" w:eastAsia="Times New Roman" w:hAnsi="Times New Roman" w:cs="Times New Roman"/>
+          <w:sz w:val="28"/>
+          <w:szCs w:val="28"/>
+          <w:lang w:val="en-US" w:eastAsia="ru-RU"/>
+        </w:rPr>
+        <w:t>, 4.</w:t>
+      </w:r>
+      <w:r>
+        <w:rPr>
+          <w:rFonts w:ascii="Times New Roman" w:eastAsia="Times New Roman" w:hAnsi="Times New Roman" w:cs="Times New Roman"/>
+          <w:sz w:val="28"/>
+          <w:szCs w:val="28"/>
+          <w:lang w:val="en-US" w:eastAsia="ru-RU"/>
+        </w:rPr>
+        <w:t>9</w:t>
+      </w:r>
+      <w:r>
+        <w:rPr>
+          <w:rFonts w:ascii="Times New Roman" w:eastAsia="Times New Roman" w:hAnsi="Times New Roman" w:cs="Times New Roman"/>
+          <w:sz w:val="28"/>
+          <w:szCs w:val="28"/>
+          <w:lang w:val="en-US" w:eastAsia="ru-RU"/>
+        </w:rPr>
+        <w:t>, 4.</w:t>
+      </w:r>
+      <w:r>
+        <w:rPr>
+          <w:rFonts w:ascii="Times New Roman" w:eastAsia="Times New Roman" w:hAnsi="Times New Roman" w:cs="Times New Roman"/>
+          <w:sz w:val="28"/>
+          <w:szCs w:val="28"/>
+          <w:lang w:val="en-US" w:eastAsia="ru-RU"/>
+        </w:rPr>
+        <w:t>4</w:t>
       </w:r>
       <w:r>
         <w:rPr>
@@ -5325,36 +5592,70 @@
           <w:szCs w:val="28"/>
           <w:lang w:val="en-US" w:eastAsia="ru-RU"/>
         </w:rPr>
-        <w:t>INSERT INTO student VALUES (4, '</w:t>
-      </w:r>
-      <w:proofErr w:type="spellStart"/>
-      <w:r>
-        <w:rPr>
-          <w:rFonts w:ascii="Times New Roman" w:eastAsia="Times New Roman" w:hAnsi="Times New Roman" w:cs="Times New Roman"/>
-          <w:sz w:val="28"/>
-          <w:szCs w:val="28"/>
-          <w:lang w:val="en-US" w:eastAsia="ru-RU"/>
-        </w:rPr>
-        <w:t>Юрий</w:t>
-      </w:r>
-      <w:proofErr w:type="spellEnd"/>
-      <w:r>
-        <w:rPr>
-          <w:rFonts w:ascii="Times New Roman" w:eastAsia="Times New Roman" w:hAnsi="Times New Roman" w:cs="Times New Roman"/>
-          <w:sz w:val="28"/>
-          <w:szCs w:val="28"/>
-          <w:lang w:val="en-US" w:eastAsia="ru-RU"/>
-        </w:rPr>
-        <w:t xml:space="preserve">', </w:t>
-      </w:r>
-      <w:r>
-        <w:rPr>
-          <w:rFonts w:ascii="Times New Roman" w:eastAsia="Times New Roman" w:hAnsi="Times New Roman" w:cs="Times New Roman"/>
-          <w:sz w:val="28"/>
-          <w:szCs w:val="28"/>
-          <w:lang w:val="en-US" w:eastAsia="ru-RU"/>
-        </w:rPr>
-        <w:t>2</w:t>
+        <w:t>INSERT INTO student_marks VALUES (</w:t>
+      </w:r>
+      <w:r>
+        <w:rPr>
+          <w:rFonts w:ascii="Times New Roman" w:eastAsia="Times New Roman" w:hAnsi="Times New Roman" w:cs="Times New Roman"/>
+          <w:sz w:val="28"/>
+          <w:szCs w:val="28"/>
+          <w:lang w:val="en-US" w:eastAsia="ru-RU"/>
+        </w:rPr>
+        <w:t>9</w:t>
+      </w:r>
+      <w:r>
+        <w:rPr>
+          <w:rFonts w:ascii="Times New Roman" w:eastAsia="Times New Roman" w:hAnsi="Times New Roman" w:cs="Times New Roman"/>
+          <w:sz w:val="28"/>
+          <w:szCs w:val="28"/>
+          <w:lang w:val="en-US" w:eastAsia="ru-RU"/>
+        </w:rPr>
+        <w:t>, 4.</w:t>
+      </w:r>
+      <w:r>
+        <w:rPr>
+          <w:rFonts w:ascii="Times New Roman" w:eastAsia="Times New Roman" w:hAnsi="Times New Roman" w:cs="Times New Roman"/>
+          <w:sz w:val="28"/>
+          <w:szCs w:val="28"/>
+          <w:lang w:val="en-US" w:eastAsia="ru-RU"/>
+        </w:rPr>
+        <w:t>0</w:t>
+      </w:r>
+      <w:r>
+        <w:rPr>
+          <w:rFonts w:ascii="Times New Roman" w:eastAsia="Times New Roman" w:hAnsi="Times New Roman" w:cs="Times New Roman"/>
+          <w:sz w:val="28"/>
+          <w:szCs w:val="28"/>
+          <w:lang w:val="en-US" w:eastAsia="ru-RU"/>
+        </w:rPr>
+        <w:t>, 3.</w:t>
+      </w:r>
+      <w:r>
+        <w:rPr>
+          <w:rFonts w:ascii="Times New Roman" w:eastAsia="Times New Roman" w:hAnsi="Times New Roman" w:cs="Times New Roman"/>
+          <w:sz w:val="28"/>
+          <w:szCs w:val="28"/>
+          <w:lang w:val="en-US" w:eastAsia="ru-RU"/>
+        </w:rPr>
+        <w:t>6</w:t>
+      </w:r>
+      <w:r>
+        <w:rPr>
+          <w:rFonts w:ascii="Times New Roman" w:eastAsia="Times New Roman" w:hAnsi="Times New Roman" w:cs="Times New Roman"/>
+          <w:sz w:val="28"/>
+          <w:szCs w:val="28"/>
+          <w:lang w:val="en-US" w:eastAsia="ru-RU"/>
+        </w:rPr>
+        <w:t>, 4.</w:t>
+      </w:r>
+      <w:r>
+        <w:rPr>
+          <w:rFonts w:ascii="Times New Roman" w:eastAsia="Times New Roman" w:hAnsi="Times New Roman" w:cs="Times New Roman"/>
+          <w:sz w:val="28"/>
+          <w:szCs w:val="28"/>
+          <w:lang w:val="en-US" w:eastAsia="ru-RU"/>
+        </w:rPr>
+        <w:t>7</w:t>
       </w:r>
       <w:r>
         <w:rPr>
@@ -5383,1157 +5684,7 @@
           <w:szCs w:val="28"/>
           <w:lang w:val="en-US" w:eastAsia="ru-RU"/>
         </w:rPr>
-        <w:t>INSERT INTO student VALUES (5, '</w:t>
-      </w:r>
-      <w:proofErr w:type="spellStart"/>
-      <w:r>
-        <w:rPr>
-          <w:rFonts w:ascii="Times New Roman" w:eastAsia="Times New Roman" w:hAnsi="Times New Roman" w:cs="Times New Roman"/>
-          <w:sz w:val="28"/>
-          <w:szCs w:val="28"/>
-          <w:lang w:val="en-US" w:eastAsia="ru-RU"/>
-        </w:rPr>
-        <w:t>Игнат</w:t>
-      </w:r>
-      <w:proofErr w:type="spellEnd"/>
-      <w:r>
-        <w:rPr>
-          <w:rFonts w:ascii="Times New Roman" w:eastAsia="Times New Roman" w:hAnsi="Times New Roman" w:cs="Times New Roman"/>
-          <w:sz w:val="28"/>
-          <w:szCs w:val="28"/>
-          <w:lang w:val="en-US" w:eastAsia="ru-RU"/>
-        </w:rPr>
-        <w:t xml:space="preserve">', </w:t>
-      </w:r>
-      <w:r>
-        <w:rPr>
-          <w:rFonts w:ascii="Times New Roman" w:eastAsia="Times New Roman" w:hAnsi="Times New Roman" w:cs="Times New Roman"/>
-          <w:sz w:val="28"/>
-          <w:szCs w:val="28"/>
-          <w:lang w:val="en-US" w:eastAsia="ru-RU"/>
-        </w:rPr>
-        <w:t>3</w:t>
-      </w:r>
-      <w:r>
-        <w:rPr>
-          <w:rFonts w:ascii="Times New Roman" w:eastAsia="Times New Roman" w:hAnsi="Times New Roman" w:cs="Times New Roman"/>
-          <w:sz w:val="28"/>
-          <w:szCs w:val="28"/>
-          <w:lang w:val="en-US" w:eastAsia="ru-RU"/>
-        </w:rPr>
-        <w:t>);</w:t>
-      </w:r>
-    </w:p>
-    <w:p>
-      <w:pPr>
-        <w:spacing w:after="0" w:line="360" w:lineRule="auto"/>
-        <w:rPr>
-          <w:rFonts w:ascii="Times New Roman" w:eastAsia="Times New Roman" w:hAnsi="Times New Roman" w:cs="Times New Roman"/>
-          <w:sz w:val="28"/>
-          <w:szCs w:val="28"/>
-          <w:lang w:val="en-US" w:eastAsia="ru-RU"/>
-        </w:rPr>
-      </w:pPr>
-      <w:r>
-        <w:rPr>
-          <w:rFonts w:ascii="Times New Roman" w:eastAsia="Times New Roman" w:hAnsi="Times New Roman" w:cs="Times New Roman"/>
-          <w:sz w:val="28"/>
-          <w:szCs w:val="28"/>
-          <w:lang w:val="en-US" w:eastAsia="ru-RU"/>
-        </w:rPr>
-        <w:t>INSERT INTO student VALUES (6, '</w:t>
-      </w:r>
-      <w:proofErr w:type="spellStart"/>
-      <w:r>
-        <w:rPr>
-          <w:rFonts w:ascii="Times New Roman" w:eastAsia="Times New Roman" w:hAnsi="Times New Roman" w:cs="Times New Roman"/>
-          <w:sz w:val="28"/>
-          <w:szCs w:val="28"/>
-          <w:lang w:val="en-US" w:eastAsia="ru-RU"/>
-        </w:rPr>
-        <w:t>Наталья</w:t>
-      </w:r>
-      <w:proofErr w:type="spellEnd"/>
-      <w:r>
-        <w:rPr>
-          <w:rFonts w:ascii="Times New Roman" w:eastAsia="Times New Roman" w:hAnsi="Times New Roman" w:cs="Times New Roman"/>
-          <w:sz w:val="28"/>
-          <w:szCs w:val="28"/>
-          <w:lang w:val="en-US" w:eastAsia="ru-RU"/>
-        </w:rPr>
-        <w:t xml:space="preserve">', </w:t>
-      </w:r>
-      <w:r>
-        <w:rPr>
-          <w:rFonts w:ascii="Times New Roman" w:eastAsia="Times New Roman" w:hAnsi="Times New Roman" w:cs="Times New Roman"/>
-          <w:sz w:val="28"/>
-          <w:szCs w:val="28"/>
-          <w:lang w:val="en-US" w:eastAsia="ru-RU"/>
-        </w:rPr>
-        <w:t>3</w:t>
-      </w:r>
-      <w:r>
-        <w:rPr>
-          <w:rFonts w:ascii="Times New Roman" w:eastAsia="Times New Roman" w:hAnsi="Times New Roman" w:cs="Times New Roman"/>
-          <w:sz w:val="28"/>
-          <w:szCs w:val="28"/>
-          <w:lang w:val="en-US" w:eastAsia="ru-RU"/>
-        </w:rPr>
-        <w:t>);</w:t>
-      </w:r>
-    </w:p>
-    <w:p>
-      <w:pPr>
-        <w:spacing w:after="0" w:line="360" w:lineRule="auto"/>
-        <w:rPr>
-          <w:rFonts w:ascii="Times New Roman" w:eastAsia="Times New Roman" w:hAnsi="Times New Roman" w:cs="Times New Roman"/>
-          <w:sz w:val="28"/>
-          <w:szCs w:val="28"/>
-          <w:lang w:val="en-US" w:eastAsia="ru-RU"/>
-        </w:rPr>
-      </w:pPr>
-      <w:r>
-        <w:rPr>
-          <w:rFonts w:ascii="Times New Roman" w:eastAsia="Times New Roman" w:hAnsi="Times New Roman" w:cs="Times New Roman"/>
-          <w:sz w:val="28"/>
-          <w:szCs w:val="28"/>
-          <w:lang w:val="en-US" w:eastAsia="ru-RU"/>
-        </w:rPr>
-        <w:t>INSERT INTO student VALUES (</w:t>
-      </w:r>
-      <w:r>
-        <w:rPr>
-          <w:rFonts w:ascii="Times New Roman" w:eastAsia="Times New Roman" w:hAnsi="Times New Roman" w:cs="Times New Roman"/>
-          <w:sz w:val="28"/>
-          <w:szCs w:val="28"/>
-          <w:lang w:val="en-US" w:eastAsia="ru-RU"/>
-        </w:rPr>
-        <w:t>7</w:t>
-      </w:r>
-      <w:r>
-        <w:rPr>
-          <w:rFonts w:ascii="Times New Roman" w:eastAsia="Times New Roman" w:hAnsi="Times New Roman" w:cs="Times New Roman"/>
-          <w:sz w:val="28"/>
-          <w:szCs w:val="28"/>
-          <w:lang w:val="en-US" w:eastAsia="ru-RU"/>
-        </w:rPr>
-        <w:t>, '</w:t>
-      </w:r>
-      <w:r>
-        <w:rPr>
-          <w:rFonts w:ascii="Times New Roman" w:eastAsia="Times New Roman" w:hAnsi="Times New Roman" w:cs="Times New Roman"/>
-          <w:sz w:val="28"/>
-          <w:szCs w:val="28"/>
-          <w:lang w:eastAsia="ru-RU"/>
-        </w:rPr>
-        <w:t>Роман</w:t>
-      </w:r>
-      <w:r>
-        <w:rPr>
-          <w:rFonts w:ascii="Times New Roman" w:eastAsia="Times New Roman" w:hAnsi="Times New Roman" w:cs="Times New Roman"/>
-          <w:sz w:val="28"/>
-          <w:szCs w:val="28"/>
-          <w:lang w:val="en-US" w:eastAsia="ru-RU"/>
-        </w:rPr>
-        <w:t xml:space="preserve">', </w:t>
-      </w:r>
-      <w:r>
-        <w:rPr>
-          <w:rFonts w:ascii="Times New Roman" w:eastAsia="Times New Roman" w:hAnsi="Times New Roman" w:cs="Times New Roman"/>
-          <w:sz w:val="28"/>
-          <w:szCs w:val="28"/>
-          <w:lang w:val="en-US" w:eastAsia="ru-RU"/>
-        </w:rPr>
-        <w:t>4</w:t>
-      </w:r>
-      <w:r>
-        <w:rPr>
-          <w:rFonts w:ascii="Times New Roman" w:eastAsia="Times New Roman" w:hAnsi="Times New Roman" w:cs="Times New Roman"/>
-          <w:sz w:val="28"/>
-          <w:szCs w:val="28"/>
-          <w:lang w:val="en-US" w:eastAsia="ru-RU"/>
-        </w:rPr>
-        <w:t>);</w:t>
-      </w:r>
-    </w:p>
-    <w:p>
-      <w:pPr>
-        <w:spacing w:after="0" w:line="360" w:lineRule="auto"/>
-        <w:rPr>
-          <w:rFonts w:ascii="Times New Roman" w:eastAsia="Times New Roman" w:hAnsi="Times New Roman" w:cs="Times New Roman"/>
-          <w:sz w:val="28"/>
-          <w:szCs w:val="28"/>
-          <w:lang w:val="en-US" w:eastAsia="ru-RU"/>
-        </w:rPr>
-      </w:pPr>
-      <w:r>
-        <w:rPr>
-          <w:rFonts w:ascii="Times New Roman" w:eastAsia="Times New Roman" w:hAnsi="Times New Roman" w:cs="Times New Roman"/>
-          <w:sz w:val="28"/>
-          <w:szCs w:val="28"/>
-          <w:lang w:val="en-US" w:eastAsia="ru-RU"/>
-        </w:rPr>
-        <w:t>INSERT INTO student VALUES (</w:t>
-      </w:r>
-      <w:r>
-        <w:rPr>
-          <w:rFonts w:ascii="Times New Roman" w:eastAsia="Times New Roman" w:hAnsi="Times New Roman" w:cs="Times New Roman"/>
-          <w:sz w:val="28"/>
-          <w:szCs w:val="28"/>
-          <w:lang w:val="en-US" w:eastAsia="ru-RU"/>
-        </w:rPr>
-        <w:t>8</w:t>
-      </w:r>
-      <w:r>
-        <w:rPr>
-          <w:rFonts w:ascii="Times New Roman" w:eastAsia="Times New Roman" w:hAnsi="Times New Roman" w:cs="Times New Roman"/>
-          <w:sz w:val="28"/>
-          <w:szCs w:val="28"/>
-          <w:lang w:val="en-US" w:eastAsia="ru-RU"/>
-        </w:rPr>
-        <w:t>, '</w:t>
-      </w:r>
-      <w:r>
-        <w:rPr>
-          <w:rFonts w:ascii="Times New Roman" w:eastAsia="Times New Roman" w:hAnsi="Times New Roman" w:cs="Times New Roman"/>
-          <w:sz w:val="28"/>
-          <w:szCs w:val="28"/>
-          <w:lang w:eastAsia="ru-RU"/>
-        </w:rPr>
-        <w:t>Владислав</w:t>
-      </w:r>
-      <w:r>
-        <w:rPr>
-          <w:rFonts w:ascii="Times New Roman" w:eastAsia="Times New Roman" w:hAnsi="Times New Roman" w:cs="Times New Roman"/>
-          <w:sz w:val="28"/>
-          <w:szCs w:val="28"/>
-          <w:lang w:val="en-US" w:eastAsia="ru-RU"/>
-        </w:rPr>
-        <w:t xml:space="preserve">', </w:t>
-      </w:r>
-      <w:r>
-        <w:rPr>
-          <w:rFonts w:ascii="Times New Roman" w:eastAsia="Times New Roman" w:hAnsi="Times New Roman" w:cs="Times New Roman"/>
-          <w:sz w:val="28"/>
-          <w:szCs w:val="28"/>
-          <w:lang w:val="en-US" w:eastAsia="ru-RU"/>
-        </w:rPr>
-        <w:t>4</w:t>
-      </w:r>
-      <w:r>
-        <w:rPr>
-          <w:rFonts w:ascii="Times New Roman" w:eastAsia="Times New Roman" w:hAnsi="Times New Roman" w:cs="Times New Roman"/>
-          <w:sz w:val="28"/>
-          <w:szCs w:val="28"/>
-          <w:lang w:val="en-US" w:eastAsia="ru-RU"/>
-        </w:rPr>
-        <w:t>);</w:t>
-      </w:r>
-    </w:p>
-    <w:p>
-      <w:pPr>
-        <w:spacing w:after="0" w:line="360" w:lineRule="auto"/>
-        <w:rPr>
-          <w:rFonts w:ascii="Times New Roman" w:eastAsia="Times New Roman" w:hAnsi="Times New Roman" w:cs="Times New Roman"/>
-          <w:sz w:val="28"/>
-          <w:szCs w:val="28"/>
-          <w:lang w:eastAsia="ru-RU"/>
-        </w:rPr>
-      </w:pPr>
-      <w:r>
-        <w:rPr>
-          <w:rFonts w:ascii="Times New Roman" w:eastAsia="Times New Roman" w:hAnsi="Times New Roman" w:cs="Times New Roman"/>
-          <w:sz w:val="28"/>
-          <w:szCs w:val="28"/>
-          <w:lang w:val="en-US" w:eastAsia="ru-RU"/>
-        </w:rPr>
-        <w:t>INSERT INTO student VALUES (</w:t>
-      </w:r>
-      <w:r>
-        <w:rPr>
-          <w:rFonts w:ascii="Times New Roman" w:eastAsia="Times New Roman" w:hAnsi="Times New Roman" w:cs="Times New Roman"/>
-          <w:sz w:val="28"/>
-          <w:szCs w:val="28"/>
-          <w:lang w:val="en-US" w:eastAsia="ru-RU"/>
-        </w:rPr>
-        <w:t>9</w:t>
-      </w:r>
-      <w:r>
-        <w:rPr>
-          <w:rFonts w:ascii="Times New Roman" w:eastAsia="Times New Roman" w:hAnsi="Times New Roman" w:cs="Times New Roman"/>
-          <w:sz w:val="28"/>
-          <w:szCs w:val="28"/>
-          <w:lang w:val="en-US" w:eastAsia="ru-RU"/>
-        </w:rPr>
-        <w:t>, '</w:t>
-      </w:r>
-      <w:r>
-        <w:rPr>
-          <w:rFonts w:ascii="Times New Roman" w:eastAsia="Times New Roman" w:hAnsi="Times New Roman" w:cs="Times New Roman"/>
-          <w:sz w:val="28"/>
-          <w:szCs w:val="28"/>
-          <w:lang w:eastAsia="ru-RU"/>
-        </w:rPr>
-        <w:t>Феофан</w:t>
-      </w:r>
-      <w:r>
-        <w:rPr>
-          <w:rFonts w:ascii="Times New Roman" w:eastAsia="Times New Roman" w:hAnsi="Times New Roman" w:cs="Times New Roman"/>
-          <w:sz w:val="28"/>
-          <w:szCs w:val="28"/>
-          <w:lang w:val="en-US" w:eastAsia="ru-RU"/>
-        </w:rPr>
-        <w:t xml:space="preserve">', </w:t>
-      </w:r>
-      <w:r>
-        <w:rPr>
-          <w:rFonts w:ascii="Times New Roman" w:eastAsia="Times New Roman" w:hAnsi="Times New Roman" w:cs="Times New Roman"/>
-          <w:sz w:val="28"/>
-          <w:szCs w:val="28"/>
-          <w:lang w:val="en-US" w:eastAsia="ru-RU"/>
-        </w:rPr>
-        <w:t>5</w:t>
-      </w:r>
-      <w:r>
-        <w:rPr>
-          <w:rFonts w:ascii="Times New Roman" w:eastAsia="Times New Roman" w:hAnsi="Times New Roman" w:cs="Times New Roman"/>
-          <w:sz w:val="28"/>
-          <w:szCs w:val="28"/>
-          <w:lang w:val="en-US" w:eastAsia="ru-RU"/>
-        </w:rPr>
-        <w:t>);</w:t>
-      </w:r>
-      <w:r>
-        <w:rPr>
-          <w:rFonts w:ascii="Times New Roman" w:eastAsia="Times New Roman" w:hAnsi="Times New Roman" w:cs="Times New Roman"/>
-          <w:sz w:val="28"/>
-          <w:szCs w:val="28"/>
-          <w:lang w:val="en-US" w:eastAsia="ru-RU"/>
-        </w:rPr>
-        <w:t xml:space="preserve">  </w:t>
-      </w:r>
-    </w:p>
-    <w:p>
-      <w:pPr>
-        <w:spacing w:after="0" w:line="360" w:lineRule="auto"/>
-        <w:rPr>
-          <w:rFonts w:ascii="Times New Roman" w:eastAsia="Times New Roman" w:hAnsi="Times New Roman" w:cs="Times New Roman"/>
-          <w:sz w:val="28"/>
-          <w:szCs w:val="28"/>
-          <w:lang w:eastAsia="ru-RU"/>
-        </w:rPr>
-      </w:pPr>
-      <w:r>
-        <w:rPr>
-          <w:rFonts w:ascii="Times New Roman" w:eastAsia="Times New Roman" w:hAnsi="Times New Roman" w:cs="Times New Roman"/>
-          <w:sz w:val="28"/>
-          <w:szCs w:val="28"/>
-          <w:lang w:eastAsia="ru-RU"/>
-        </w:rPr>
-        <w:t xml:space="preserve">/// </w:t>
-      </w:r>
-      <w:r>
-        <w:rPr>
-          <w:rFonts w:ascii="Times New Roman" w:eastAsia="Times New Roman" w:hAnsi="Times New Roman" w:cs="Times New Roman"/>
-          <w:sz w:val="28"/>
-          <w:szCs w:val="28"/>
-          <w:lang w:eastAsia="ru-RU"/>
-        </w:rPr>
-        <w:t>ЗДЕСЬ</w:t>
-      </w:r>
-      <w:r>
-        <w:rPr>
-          <w:rFonts w:ascii="Times New Roman" w:eastAsia="Times New Roman" w:hAnsi="Times New Roman" w:cs="Times New Roman"/>
-          <w:sz w:val="28"/>
-          <w:szCs w:val="28"/>
-          <w:lang w:eastAsia="ru-RU"/>
-        </w:rPr>
-        <w:t xml:space="preserve"> </w:t>
-      </w:r>
-      <w:r>
-        <w:rPr>
-          <w:rFonts w:ascii="Times New Roman" w:eastAsia="Times New Roman" w:hAnsi="Times New Roman" w:cs="Times New Roman"/>
-          <w:sz w:val="28"/>
-          <w:szCs w:val="28"/>
-          <w:lang w:eastAsia="ru-RU"/>
-        </w:rPr>
-        <w:t>МОЖНО</w:t>
-      </w:r>
-      <w:r>
-        <w:rPr>
-          <w:rFonts w:ascii="Times New Roman" w:eastAsia="Times New Roman" w:hAnsi="Times New Roman" w:cs="Times New Roman"/>
-          <w:sz w:val="28"/>
-          <w:szCs w:val="28"/>
-          <w:lang w:eastAsia="ru-RU"/>
-        </w:rPr>
-        <w:t xml:space="preserve"> </w:t>
-      </w:r>
-      <w:r>
-        <w:rPr>
-          <w:rFonts w:ascii="Times New Roman" w:eastAsia="Times New Roman" w:hAnsi="Times New Roman" w:cs="Times New Roman"/>
-          <w:sz w:val="28"/>
-          <w:szCs w:val="28"/>
-          <w:lang w:eastAsia="ru-RU"/>
-        </w:rPr>
-        <w:t xml:space="preserve">СДЕЛАТЬ ОШИБКУ (вписать </w:t>
-      </w:r>
-      <w:r>
-        <w:rPr>
-          <w:rFonts w:ascii="Times New Roman" w:eastAsia="Times New Roman" w:hAnsi="Times New Roman" w:cs="Times New Roman"/>
-          <w:sz w:val="28"/>
-          <w:szCs w:val="28"/>
-          <w:lang w:val="en-US" w:eastAsia="ru-RU"/>
-        </w:rPr>
-        <w:t>id</w:t>
-      </w:r>
-      <w:r>
-        <w:rPr>
-          <w:rFonts w:ascii="Times New Roman" w:eastAsia="Times New Roman" w:hAnsi="Times New Roman" w:cs="Times New Roman"/>
-          <w:sz w:val="28"/>
-          <w:szCs w:val="28"/>
-          <w:lang w:eastAsia="ru-RU"/>
-        </w:rPr>
-        <w:t xml:space="preserve"> = 8</w:t>
-      </w:r>
-      <w:r>
-        <w:rPr>
-          <w:rFonts w:ascii="Times New Roman" w:eastAsia="Times New Roman" w:hAnsi="Times New Roman" w:cs="Times New Roman"/>
-          <w:sz w:val="28"/>
-          <w:szCs w:val="28"/>
-          <w:lang w:eastAsia="ru-RU"/>
-        </w:rPr>
-        <w:t xml:space="preserve">, но </w:t>
-      </w:r>
-      <w:r>
-        <w:rPr>
-          <w:rFonts w:ascii="Times New Roman" w:eastAsia="Times New Roman" w:hAnsi="Times New Roman" w:cs="Times New Roman"/>
-          <w:sz w:val="28"/>
-          <w:szCs w:val="28"/>
-          <w:lang w:val="en-US" w:eastAsia="ru-RU"/>
-        </w:rPr>
-        <w:t>id</w:t>
-      </w:r>
-      <w:r>
-        <w:rPr>
-          <w:rFonts w:ascii="Times New Roman" w:eastAsia="Times New Roman" w:hAnsi="Times New Roman" w:cs="Times New Roman"/>
-          <w:sz w:val="28"/>
-          <w:szCs w:val="28"/>
-          <w:lang w:eastAsia="ru-RU"/>
-        </w:rPr>
-        <w:t xml:space="preserve"> - </w:t>
-      </w:r>
-      <w:r>
-        <w:rPr>
-          <w:rFonts w:ascii="Times New Roman" w:eastAsia="Times New Roman" w:hAnsi="Times New Roman" w:cs="Times New Roman"/>
-          <w:sz w:val="28"/>
-          <w:szCs w:val="28"/>
-          <w:lang w:val="en-US" w:eastAsia="ru-RU"/>
-        </w:rPr>
-        <w:t>unique</w:t>
-      </w:r>
-      <w:r>
-        <w:rPr>
-          <w:rFonts w:ascii="Times New Roman" w:eastAsia="Times New Roman" w:hAnsi="Times New Roman" w:cs="Times New Roman"/>
-          <w:sz w:val="28"/>
-          <w:szCs w:val="28"/>
-          <w:lang w:eastAsia="ru-RU"/>
-        </w:rPr>
-        <w:t>)</w:t>
-      </w:r>
-    </w:p>
-    <w:p>
-      <w:pPr>
-        <w:spacing w:after="0" w:line="360" w:lineRule="auto"/>
-        <w:rPr>
-          <w:rFonts w:ascii="Times New Roman" w:eastAsia="Times New Roman" w:hAnsi="Times New Roman" w:cs="Times New Roman"/>
-          <w:sz w:val="28"/>
-          <w:szCs w:val="28"/>
-          <w:lang w:val="en-US" w:eastAsia="ru-RU"/>
-        </w:rPr>
-      </w:pPr>
-      <w:r>
-        <w:rPr>
-          <w:rFonts w:ascii="Times New Roman" w:eastAsia="Times New Roman" w:hAnsi="Times New Roman" w:cs="Times New Roman"/>
-          <w:sz w:val="28"/>
-          <w:szCs w:val="28"/>
-          <w:lang w:val="en-US" w:eastAsia="ru-RU"/>
-        </w:rPr>
-        <w:t>INSERT INTO student VALUES (</w:t>
-      </w:r>
-      <w:r>
-        <w:rPr>
-          <w:rFonts w:ascii="Times New Roman" w:eastAsia="Times New Roman" w:hAnsi="Times New Roman" w:cs="Times New Roman"/>
-          <w:sz w:val="28"/>
-          <w:szCs w:val="28"/>
-          <w:lang w:val="en-US" w:eastAsia="ru-RU"/>
-        </w:rPr>
-        <w:t>10</w:t>
-      </w:r>
-      <w:r>
-        <w:rPr>
-          <w:rFonts w:ascii="Times New Roman" w:eastAsia="Times New Roman" w:hAnsi="Times New Roman" w:cs="Times New Roman"/>
-          <w:sz w:val="28"/>
-          <w:szCs w:val="28"/>
-          <w:lang w:val="en-US" w:eastAsia="ru-RU"/>
-        </w:rPr>
-        <w:t>, '</w:t>
-      </w:r>
-      <w:r>
-        <w:rPr>
-          <w:rFonts w:ascii="Times New Roman" w:eastAsia="Times New Roman" w:hAnsi="Times New Roman" w:cs="Times New Roman"/>
-          <w:sz w:val="28"/>
-          <w:szCs w:val="28"/>
-          <w:lang w:eastAsia="ru-RU"/>
-        </w:rPr>
-        <w:t>Виктор</w:t>
-      </w:r>
-      <w:r>
-        <w:rPr>
-          <w:rFonts w:ascii="Times New Roman" w:eastAsia="Times New Roman" w:hAnsi="Times New Roman" w:cs="Times New Roman"/>
-          <w:sz w:val="28"/>
-          <w:szCs w:val="28"/>
-          <w:lang w:val="en-US" w:eastAsia="ru-RU"/>
-        </w:rPr>
-        <w:t xml:space="preserve">', </w:t>
-      </w:r>
-      <w:r>
-        <w:rPr>
-          <w:rFonts w:ascii="Times New Roman" w:eastAsia="Times New Roman" w:hAnsi="Times New Roman" w:cs="Times New Roman"/>
-          <w:sz w:val="28"/>
-          <w:szCs w:val="28"/>
-          <w:lang w:val="en-US" w:eastAsia="ru-RU"/>
-        </w:rPr>
-        <w:t>5</w:t>
-      </w:r>
-      <w:r>
-        <w:rPr>
-          <w:rFonts w:ascii="Times New Roman" w:eastAsia="Times New Roman" w:hAnsi="Times New Roman" w:cs="Times New Roman"/>
-          <w:sz w:val="28"/>
-          <w:szCs w:val="28"/>
-          <w:lang w:val="en-US" w:eastAsia="ru-RU"/>
-        </w:rPr>
-        <w:t>);</w:t>
-      </w:r>
-    </w:p>
-    <w:p>
-      <w:pPr>
-        <w:spacing w:after="0" w:line="360" w:lineRule="auto"/>
-        <w:rPr>
-          <w:rFonts w:ascii="Times New Roman" w:eastAsia="Times New Roman" w:hAnsi="Times New Roman" w:cs="Times New Roman"/>
-          <w:sz w:val="28"/>
-          <w:szCs w:val="28"/>
-          <w:lang w:val="en-US" w:eastAsia="ru-RU"/>
-        </w:rPr>
-      </w:pPr>
-    </w:p>
-    <w:p>
-      <w:pPr>
-        <w:spacing w:after="0" w:line="360" w:lineRule="auto"/>
-        <w:rPr>
-          <w:rFonts w:ascii="Times New Roman" w:eastAsia="Times New Roman" w:hAnsi="Times New Roman" w:cs="Times New Roman"/>
-          <w:sz w:val="28"/>
-          <w:szCs w:val="28"/>
-          <w:lang w:val="en-US" w:eastAsia="ru-RU"/>
-        </w:rPr>
-      </w:pPr>
-    </w:p>
-    <w:p>
-      <w:pPr>
-        <w:spacing w:after="0" w:line="360" w:lineRule="auto"/>
-        <w:rPr>
-          <w:rFonts w:ascii="Times New Roman" w:eastAsia="Times New Roman" w:hAnsi="Times New Roman" w:cs="Times New Roman"/>
-          <w:sz w:val="28"/>
-          <w:szCs w:val="28"/>
-          <w:lang w:val="en-US" w:eastAsia="ru-RU"/>
-        </w:rPr>
-      </w:pPr>
-      <w:r>
-        <w:rPr>
-          <w:rFonts w:ascii="Times New Roman" w:eastAsia="Times New Roman" w:hAnsi="Times New Roman" w:cs="Times New Roman"/>
-          <w:sz w:val="28"/>
-          <w:szCs w:val="28"/>
-          <w:lang w:val="en-US" w:eastAsia="ru-RU"/>
-        </w:rPr>
-        <w:t xml:space="preserve">INSERT INTO </w:t>
-      </w:r>
-      <w:proofErr w:type="spellStart"/>
-      <w:r>
-        <w:rPr>
-          <w:rFonts w:ascii="Times New Roman" w:eastAsia="Times New Roman" w:hAnsi="Times New Roman" w:cs="Times New Roman"/>
-          <w:sz w:val="28"/>
-          <w:szCs w:val="28"/>
-          <w:lang w:val="en-US" w:eastAsia="ru-RU"/>
-        </w:rPr>
-        <w:t>student_marks</w:t>
-      </w:r>
-      <w:proofErr w:type="spellEnd"/>
-      <w:r>
-        <w:rPr>
-          <w:rFonts w:ascii="Times New Roman" w:eastAsia="Times New Roman" w:hAnsi="Times New Roman" w:cs="Times New Roman"/>
-          <w:sz w:val="28"/>
-          <w:szCs w:val="28"/>
-          <w:lang w:val="en-US" w:eastAsia="ru-RU"/>
-        </w:rPr>
-        <w:t xml:space="preserve"> VALUES (1, 4.2, 4.8, 5.0);</w:t>
-      </w:r>
-    </w:p>
-    <w:p>
-      <w:pPr>
-        <w:spacing w:after="0" w:line="360" w:lineRule="auto"/>
-        <w:rPr>
-          <w:rFonts w:ascii="Times New Roman" w:eastAsia="Times New Roman" w:hAnsi="Times New Roman" w:cs="Times New Roman"/>
-          <w:sz w:val="28"/>
-          <w:szCs w:val="28"/>
-          <w:lang w:val="en-US" w:eastAsia="ru-RU"/>
-        </w:rPr>
-      </w:pPr>
-      <w:r>
-        <w:rPr>
-          <w:rFonts w:ascii="Times New Roman" w:eastAsia="Times New Roman" w:hAnsi="Times New Roman" w:cs="Times New Roman"/>
-          <w:sz w:val="28"/>
-          <w:szCs w:val="28"/>
-          <w:lang w:val="en-US" w:eastAsia="ru-RU"/>
-        </w:rPr>
-        <w:t xml:space="preserve">INSERT INTO </w:t>
-      </w:r>
-      <w:proofErr w:type="spellStart"/>
-      <w:r>
-        <w:rPr>
-          <w:rFonts w:ascii="Times New Roman" w:eastAsia="Times New Roman" w:hAnsi="Times New Roman" w:cs="Times New Roman"/>
-          <w:sz w:val="28"/>
-          <w:szCs w:val="28"/>
-          <w:lang w:val="en-US" w:eastAsia="ru-RU"/>
-        </w:rPr>
-        <w:t>student_marks</w:t>
-      </w:r>
-      <w:proofErr w:type="spellEnd"/>
-      <w:r>
-        <w:rPr>
-          <w:rFonts w:ascii="Times New Roman" w:eastAsia="Times New Roman" w:hAnsi="Times New Roman" w:cs="Times New Roman"/>
-          <w:sz w:val="28"/>
-          <w:szCs w:val="28"/>
-          <w:lang w:val="en-US" w:eastAsia="ru-RU"/>
-        </w:rPr>
-        <w:t xml:space="preserve"> VALUES (2, 4.4, 4.1, 4.9);</w:t>
-      </w:r>
-    </w:p>
-    <w:p>
-      <w:pPr>
-        <w:spacing w:after="0" w:line="360" w:lineRule="auto"/>
-        <w:rPr>
-          <w:rFonts w:ascii="Times New Roman" w:eastAsia="Times New Roman" w:hAnsi="Times New Roman" w:cs="Times New Roman"/>
-          <w:sz w:val="28"/>
-          <w:szCs w:val="28"/>
-          <w:lang w:val="en-US" w:eastAsia="ru-RU"/>
-        </w:rPr>
-      </w:pPr>
-      <w:r>
-        <w:rPr>
-          <w:rFonts w:ascii="Times New Roman" w:eastAsia="Times New Roman" w:hAnsi="Times New Roman" w:cs="Times New Roman"/>
-          <w:sz w:val="28"/>
-          <w:szCs w:val="28"/>
-          <w:lang w:val="en-US" w:eastAsia="ru-RU"/>
-        </w:rPr>
-        <w:lastRenderedPageBreak/>
-        <w:t xml:space="preserve">INSERT INTO </w:t>
-      </w:r>
-      <w:proofErr w:type="spellStart"/>
-      <w:r>
-        <w:rPr>
-          <w:rFonts w:ascii="Times New Roman" w:eastAsia="Times New Roman" w:hAnsi="Times New Roman" w:cs="Times New Roman"/>
-          <w:sz w:val="28"/>
-          <w:szCs w:val="28"/>
-          <w:lang w:val="en-US" w:eastAsia="ru-RU"/>
-        </w:rPr>
-        <w:t>student_marks</w:t>
-      </w:r>
-      <w:proofErr w:type="spellEnd"/>
-      <w:r>
-        <w:rPr>
-          <w:rFonts w:ascii="Times New Roman" w:eastAsia="Times New Roman" w:hAnsi="Times New Roman" w:cs="Times New Roman"/>
-          <w:sz w:val="28"/>
-          <w:szCs w:val="28"/>
-          <w:lang w:val="en-US" w:eastAsia="ru-RU"/>
-        </w:rPr>
-        <w:t xml:space="preserve"> VALUES (3, 4.6, 3.8, 4.6);</w:t>
-      </w:r>
-    </w:p>
-    <w:p>
-      <w:pPr>
-        <w:spacing w:after="0" w:line="360" w:lineRule="auto"/>
-        <w:rPr>
-          <w:rFonts w:ascii="Times New Roman" w:eastAsia="Times New Roman" w:hAnsi="Times New Roman" w:cs="Times New Roman"/>
-          <w:sz w:val="28"/>
-          <w:szCs w:val="28"/>
-          <w:lang w:val="en-US" w:eastAsia="ru-RU"/>
-        </w:rPr>
-      </w:pPr>
-      <w:r>
-        <w:rPr>
-          <w:rFonts w:ascii="Times New Roman" w:eastAsia="Times New Roman" w:hAnsi="Times New Roman" w:cs="Times New Roman"/>
-          <w:sz w:val="28"/>
-          <w:szCs w:val="28"/>
-          <w:lang w:val="en-US" w:eastAsia="ru-RU"/>
-        </w:rPr>
-        <w:t xml:space="preserve">INSERT INTO </w:t>
-      </w:r>
-      <w:proofErr w:type="spellStart"/>
-      <w:r>
-        <w:rPr>
-          <w:rFonts w:ascii="Times New Roman" w:eastAsia="Times New Roman" w:hAnsi="Times New Roman" w:cs="Times New Roman"/>
-          <w:sz w:val="28"/>
-          <w:szCs w:val="28"/>
-          <w:lang w:val="en-US" w:eastAsia="ru-RU"/>
-        </w:rPr>
-        <w:t>student_marks</w:t>
-      </w:r>
-      <w:proofErr w:type="spellEnd"/>
-      <w:r>
-        <w:rPr>
-          <w:rFonts w:ascii="Times New Roman" w:eastAsia="Times New Roman" w:hAnsi="Times New Roman" w:cs="Times New Roman"/>
-          <w:sz w:val="28"/>
-          <w:szCs w:val="28"/>
-          <w:lang w:val="en-US" w:eastAsia="ru-RU"/>
-        </w:rPr>
-        <w:t xml:space="preserve"> VALUES (4, 4.8, 3.7, 4.8);</w:t>
-      </w:r>
-    </w:p>
-    <w:p>
-      <w:pPr>
-        <w:spacing w:after="0" w:line="360" w:lineRule="auto"/>
-        <w:rPr>
-          <w:rFonts w:ascii="Times New Roman" w:eastAsia="Times New Roman" w:hAnsi="Times New Roman" w:cs="Times New Roman"/>
-          <w:sz w:val="28"/>
-          <w:szCs w:val="28"/>
-          <w:lang w:val="en-US" w:eastAsia="ru-RU"/>
-        </w:rPr>
-      </w:pPr>
-      <w:r>
-        <w:rPr>
-          <w:rFonts w:ascii="Times New Roman" w:eastAsia="Times New Roman" w:hAnsi="Times New Roman" w:cs="Times New Roman"/>
-          <w:sz w:val="28"/>
-          <w:szCs w:val="28"/>
-          <w:lang w:val="en-US" w:eastAsia="ru-RU"/>
-        </w:rPr>
-        <w:t xml:space="preserve">INSERT INTO </w:t>
-      </w:r>
-      <w:proofErr w:type="spellStart"/>
-      <w:r>
-        <w:rPr>
-          <w:rFonts w:ascii="Times New Roman" w:eastAsia="Times New Roman" w:hAnsi="Times New Roman" w:cs="Times New Roman"/>
-          <w:sz w:val="28"/>
-          <w:szCs w:val="28"/>
-          <w:lang w:val="en-US" w:eastAsia="ru-RU"/>
-        </w:rPr>
-        <w:t>student_marks</w:t>
-      </w:r>
-      <w:proofErr w:type="spellEnd"/>
-      <w:r>
-        <w:rPr>
-          <w:rFonts w:ascii="Times New Roman" w:eastAsia="Times New Roman" w:hAnsi="Times New Roman" w:cs="Times New Roman"/>
-          <w:sz w:val="28"/>
-          <w:szCs w:val="28"/>
-          <w:lang w:val="en-US" w:eastAsia="ru-RU"/>
-        </w:rPr>
-        <w:t xml:space="preserve"> VALUES (5, 4.9, 3.9, 4.9);</w:t>
-      </w:r>
-    </w:p>
-    <w:p>
-      <w:pPr>
-        <w:spacing w:after="0" w:line="360" w:lineRule="auto"/>
-        <w:rPr>
-          <w:rFonts w:ascii="Times New Roman" w:eastAsia="Times New Roman" w:hAnsi="Times New Roman" w:cs="Times New Roman"/>
-          <w:sz w:val="28"/>
-          <w:szCs w:val="28"/>
-          <w:lang w:eastAsia="ru-RU"/>
-        </w:rPr>
-      </w:pPr>
-      <w:r>
-        <w:rPr>
-          <w:rFonts w:ascii="Times New Roman" w:eastAsia="Times New Roman" w:hAnsi="Times New Roman" w:cs="Times New Roman"/>
-          <w:sz w:val="28"/>
-          <w:szCs w:val="28"/>
-          <w:lang w:val="en-US" w:eastAsia="ru-RU"/>
-        </w:rPr>
-        <w:t xml:space="preserve">INSERT INTO </w:t>
-      </w:r>
-      <w:proofErr w:type="spellStart"/>
-      <w:r>
-        <w:rPr>
-          <w:rFonts w:ascii="Times New Roman" w:eastAsia="Times New Roman" w:hAnsi="Times New Roman" w:cs="Times New Roman"/>
-          <w:sz w:val="28"/>
-          <w:szCs w:val="28"/>
-          <w:lang w:val="en-US" w:eastAsia="ru-RU"/>
-        </w:rPr>
-        <w:t>student_marks</w:t>
-      </w:r>
-      <w:proofErr w:type="spellEnd"/>
-      <w:r>
-        <w:rPr>
-          <w:rFonts w:ascii="Times New Roman" w:eastAsia="Times New Roman" w:hAnsi="Times New Roman" w:cs="Times New Roman"/>
-          <w:sz w:val="28"/>
-          <w:szCs w:val="28"/>
-          <w:lang w:val="en-US" w:eastAsia="ru-RU"/>
-        </w:rPr>
-        <w:t xml:space="preserve"> VALUES (6, 4.8, 4.6, 5.0);</w:t>
-      </w:r>
-    </w:p>
-    <w:p>
-      <w:pPr>
-        <w:spacing w:after="0" w:line="360" w:lineRule="auto"/>
-        <w:rPr>
-          <w:rFonts w:ascii="Times New Roman" w:eastAsia="Times New Roman" w:hAnsi="Times New Roman" w:cs="Times New Roman"/>
-          <w:sz w:val="28"/>
-          <w:szCs w:val="28"/>
-          <w:lang w:val="en-US" w:eastAsia="ru-RU"/>
-        </w:rPr>
-      </w:pPr>
-      <w:r>
-        <w:rPr>
-          <w:rFonts w:ascii="Times New Roman" w:eastAsia="Times New Roman" w:hAnsi="Times New Roman" w:cs="Times New Roman"/>
-          <w:sz w:val="28"/>
-          <w:szCs w:val="28"/>
-          <w:lang w:val="en-US" w:eastAsia="ru-RU"/>
-        </w:rPr>
-        <w:t xml:space="preserve">INSERT INTO </w:t>
-      </w:r>
-      <w:proofErr w:type="spellStart"/>
-      <w:r>
-        <w:rPr>
-          <w:rFonts w:ascii="Times New Roman" w:eastAsia="Times New Roman" w:hAnsi="Times New Roman" w:cs="Times New Roman"/>
-          <w:sz w:val="28"/>
-          <w:szCs w:val="28"/>
-          <w:lang w:val="en-US" w:eastAsia="ru-RU"/>
-        </w:rPr>
-        <w:t>student_marks</w:t>
-      </w:r>
-      <w:proofErr w:type="spellEnd"/>
-      <w:r>
-        <w:rPr>
-          <w:rFonts w:ascii="Times New Roman" w:eastAsia="Times New Roman" w:hAnsi="Times New Roman" w:cs="Times New Roman"/>
-          <w:sz w:val="28"/>
-          <w:szCs w:val="28"/>
-          <w:lang w:val="en-US" w:eastAsia="ru-RU"/>
-        </w:rPr>
-        <w:t xml:space="preserve"> VALUES (</w:t>
-      </w:r>
-      <w:r>
-        <w:rPr>
-          <w:rFonts w:ascii="Times New Roman" w:eastAsia="Times New Roman" w:hAnsi="Times New Roman" w:cs="Times New Roman"/>
-          <w:sz w:val="28"/>
-          <w:szCs w:val="28"/>
-          <w:lang w:val="en-US" w:eastAsia="ru-RU"/>
-        </w:rPr>
-        <w:t>7</w:t>
-      </w:r>
-      <w:r>
-        <w:rPr>
-          <w:rFonts w:ascii="Times New Roman" w:eastAsia="Times New Roman" w:hAnsi="Times New Roman" w:cs="Times New Roman"/>
-          <w:sz w:val="28"/>
-          <w:szCs w:val="28"/>
-          <w:lang w:val="en-US" w:eastAsia="ru-RU"/>
-        </w:rPr>
-        <w:t>, 4.</w:t>
-      </w:r>
-      <w:r>
-        <w:rPr>
-          <w:rFonts w:ascii="Times New Roman" w:eastAsia="Times New Roman" w:hAnsi="Times New Roman" w:cs="Times New Roman"/>
-          <w:sz w:val="28"/>
-          <w:szCs w:val="28"/>
-          <w:lang w:val="en-US" w:eastAsia="ru-RU"/>
-        </w:rPr>
-        <w:t>1</w:t>
-      </w:r>
-      <w:r>
-        <w:rPr>
-          <w:rFonts w:ascii="Times New Roman" w:eastAsia="Times New Roman" w:hAnsi="Times New Roman" w:cs="Times New Roman"/>
-          <w:sz w:val="28"/>
-          <w:szCs w:val="28"/>
-          <w:lang w:val="en-US" w:eastAsia="ru-RU"/>
-        </w:rPr>
-        <w:t>, 4.</w:t>
-      </w:r>
-      <w:r>
-        <w:rPr>
-          <w:rFonts w:ascii="Times New Roman" w:eastAsia="Times New Roman" w:hAnsi="Times New Roman" w:cs="Times New Roman"/>
-          <w:sz w:val="28"/>
-          <w:szCs w:val="28"/>
-          <w:lang w:val="en-US" w:eastAsia="ru-RU"/>
-        </w:rPr>
-        <w:t>7</w:t>
-      </w:r>
-      <w:r>
-        <w:rPr>
-          <w:rFonts w:ascii="Times New Roman" w:eastAsia="Times New Roman" w:hAnsi="Times New Roman" w:cs="Times New Roman"/>
-          <w:sz w:val="28"/>
-          <w:szCs w:val="28"/>
-          <w:lang w:val="en-US" w:eastAsia="ru-RU"/>
-        </w:rPr>
-        <w:t>, 5.0);</w:t>
-      </w:r>
-    </w:p>
-    <w:p>
-      <w:pPr>
-        <w:spacing w:after="0" w:line="360" w:lineRule="auto"/>
-        <w:rPr>
-          <w:rFonts w:ascii="Times New Roman" w:eastAsia="Times New Roman" w:hAnsi="Times New Roman" w:cs="Times New Roman"/>
-          <w:sz w:val="28"/>
-          <w:szCs w:val="28"/>
-          <w:lang w:val="en-US" w:eastAsia="ru-RU"/>
-        </w:rPr>
-      </w:pPr>
-      <w:r>
-        <w:rPr>
-          <w:rFonts w:ascii="Times New Roman" w:eastAsia="Times New Roman" w:hAnsi="Times New Roman" w:cs="Times New Roman"/>
-          <w:sz w:val="28"/>
-          <w:szCs w:val="28"/>
-          <w:lang w:val="en-US" w:eastAsia="ru-RU"/>
-        </w:rPr>
-        <w:t xml:space="preserve">INSERT INTO </w:t>
-      </w:r>
-      <w:proofErr w:type="spellStart"/>
-      <w:r>
-        <w:rPr>
-          <w:rFonts w:ascii="Times New Roman" w:eastAsia="Times New Roman" w:hAnsi="Times New Roman" w:cs="Times New Roman"/>
-          <w:sz w:val="28"/>
-          <w:szCs w:val="28"/>
-          <w:lang w:val="en-US" w:eastAsia="ru-RU"/>
-        </w:rPr>
-        <w:t>student_marks</w:t>
-      </w:r>
-      <w:proofErr w:type="spellEnd"/>
-      <w:r>
-        <w:rPr>
-          <w:rFonts w:ascii="Times New Roman" w:eastAsia="Times New Roman" w:hAnsi="Times New Roman" w:cs="Times New Roman"/>
-          <w:sz w:val="28"/>
-          <w:szCs w:val="28"/>
-          <w:lang w:val="en-US" w:eastAsia="ru-RU"/>
-        </w:rPr>
-        <w:t xml:space="preserve"> VALUES (</w:t>
-      </w:r>
-      <w:r>
-        <w:rPr>
-          <w:rFonts w:ascii="Times New Roman" w:eastAsia="Times New Roman" w:hAnsi="Times New Roman" w:cs="Times New Roman"/>
-          <w:sz w:val="28"/>
-          <w:szCs w:val="28"/>
-          <w:lang w:val="en-US" w:eastAsia="ru-RU"/>
-        </w:rPr>
-        <w:t>8</w:t>
-      </w:r>
-      <w:r>
-        <w:rPr>
-          <w:rFonts w:ascii="Times New Roman" w:eastAsia="Times New Roman" w:hAnsi="Times New Roman" w:cs="Times New Roman"/>
-          <w:sz w:val="28"/>
-          <w:szCs w:val="28"/>
-          <w:lang w:val="en-US" w:eastAsia="ru-RU"/>
-        </w:rPr>
-        <w:t>, 4.</w:t>
-      </w:r>
-      <w:r>
-        <w:rPr>
-          <w:rFonts w:ascii="Times New Roman" w:eastAsia="Times New Roman" w:hAnsi="Times New Roman" w:cs="Times New Roman"/>
-          <w:sz w:val="28"/>
-          <w:szCs w:val="28"/>
-          <w:lang w:val="en-US" w:eastAsia="ru-RU"/>
-        </w:rPr>
-        <w:t>9</w:t>
-      </w:r>
-      <w:r>
-        <w:rPr>
-          <w:rFonts w:ascii="Times New Roman" w:eastAsia="Times New Roman" w:hAnsi="Times New Roman" w:cs="Times New Roman"/>
-          <w:sz w:val="28"/>
-          <w:szCs w:val="28"/>
-          <w:lang w:val="en-US" w:eastAsia="ru-RU"/>
-        </w:rPr>
-        <w:t>, 4.</w:t>
-      </w:r>
-      <w:r>
-        <w:rPr>
-          <w:rFonts w:ascii="Times New Roman" w:eastAsia="Times New Roman" w:hAnsi="Times New Roman" w:cs="Times New Roman"/>
-          <w:sz w:val="28"/>
-          <w:szCs w:val="28"/>
-          <w:lang w:val="en-US" w:eastAsia="ru-RU"/>
-        </w:rPr>
-        <w:t>9</w:t>
-      </w:r>
-      <w:r>
-        <w:rPr>
-          <w:rFonts w:ascii="Times New Roman" w:eastAsia="Times New Roman" w:hAnsi="Times New Roman" w:cs="Times New Roman"/>
-          <w:sz w:val="28"/>
-          <w:szCs w:val="28"/>
-          <w:lang w:val="en-US" w:eastAsia="ru-RU"/>
-        </w:rPr>
-        <w:t>, 4.</w:t>
-      </w:r>
-      <w:r>
-        <w:rPr>
-          <w:rFonts w:ascii="Times New Roman" w:eastAsia="Times New Roman" w:hAnsi="Times New Roman" w:cs="Times New Roman"/>
-          <w:sz w:val="28"/>
-          <w:szCs w:val="28"/>
-          <w:lang w:val="en-US" w:eastAsia="ru-RU"/>
-        </w:rPr>
-        <w:t>4</w:t>
-      </w:r>
-      <w:r>
-        <w:rPr>
-          <w:rFonts w:ascii="Times New Roman" w:eastAsia="Times New Roman" w:hAnsi="Times New Roman" w:cs="Times New Roman"/>
-          <w:sz w:val="28"/>
-          <w:szCs w:val="28"/>
-          <w:lang w:val="en-US" w:eastAsia="ru-RU"/>
-        </w:rPr>
-        <w:t>);</w:t>
-      </w:r>
-    </w:p>
-    <w:p>
-      <w:pPr>
-        <w:spacing w:after="0" w:line="360" w:lineRule="auto"/>
-        <w:rPr>
-          <w:rFonts w:ascii="Times New Roman" w:eastAsia="Times New Roman" w:hAnsi="Times New Roman" w:cs="Times New Roman"/>
-          <w:sz w:val="28"/>
-          <w:szCs w:val="28"/>
-          <w:lang w:val="en-US" w:eastAsia="ru-RU"/>
-        </w:rPr>
-      </w:pPr>
-      <w:r>
-        <w:rPr>
-          <w:rFonts w:ascii="Times New Roman" w:eastAsia="Times New Roman" w:hAnsi="Times New Roman" w:cs="Times New Roman"/>
-          <w:sz w:val="28"/>
-          <w:szCs w:val="28"/>
-          <w:lang w:val="en-US" w:eastAsia="ru-RU"/>
-        </w:rPr>
-        <w:t xml:space="preserve">INSERT INTO </w:t>
-      </w:r>
-      <w:proofErr w:type="spellStart"/>
-      <w:r>
-        <w:rPr>
-          <w:rFonts w:ascii="Times New Roman" w:eastAsia="Times New Roman" w:hAnsi="Times New Roman" w:cs="Times New Roman"/>
-          <w:sz w:val="28"/>
-          <w:szCs w:val="28"/>
-          <w:lang w:val="en-US" w:eastAsia="ru-RU"/>
-        </w:rPr>
-        <w:t>student_marks</w:t>
-      </w:r>
-      <w:proofErr w:type="spellEnd"/>
-      <w:r>
-        <w:rPr>
-          <w:rFonts w:ascii="Times New Roman" w:eastAsia="Times New Roman" w:hAnsi="Times New Roman" w:cs="Times New Roman"/>
-          <w:sz w:val="28"/>
-          <w:szCs w:val="28"/>
-          <w:lang w:val="en-US" w:eastAsia="ru-RU"/>
-        </w:rPr>
-        <w:t xml:space="preserve"> VALUES (</w:t>
-      </w:r>
-      <w:r>
-        <w:rPr>
-          <w:rFonts w:ascii="Times New Roman" w:eastAsia="Times New Roman" w:hAnsi="Times New Roman" w:cs="Times New Roman"/>
-          <w:sz w:val="28"/>
-          <w:szCs w:val="28"/>
-          <w:lang w:val="en-US" w:eastAsia="ru-RU"/>
-        </w:rPr>
-        <w:t>9</w:t>
-      </w:r>
-      <w:r>
-        <w:rPr>
-          <w:rFonts w:ascii="Times New Roman" w:eastAsia="Times New Roman" w:hAnsi="Times New Roman" w:cs="Times New Roman"/>
-          <w:sz w:val="28"/>
-          <w:szCs w:val="28"/>
-          <w:lang w:val="en-US" w:eastAsia="ru-RU"/>
-        </w:rPr>
-        <w:t>, 4.</w:t>
-      </w:r>
-      <w:r>
-        <w:rPr>
-          <w:rFonts w:ascii="Times New Roman" w:eastAsia="Times New Roman" w:hAnsi="Times New Roman" w:cs="Times New Roman"/>
-          <w:sz w:val="28"/>
-          <w:szCs w:val="28"/>
-          <w:lang w:val="en-US" w:eastAsia="ru-RU"/>
-        </w:rPr>
-        <w:t>0</w:t>
-      </w:r>
-      <w:r>
-        <w:rPr>
-          <w:rFonts w:ascii="Times New Roman" w:eastAsia="Times New Roman" w:hAnsi="Times New Roman" w:cs="Times New Roman"/>
-          <w:sz w:val="28"/>
-          <w:szCs w:val="28"/>
-          <w:lang w:val="en-US" w:eastAsia="ru-RU"/>
-        </w:rPr>
-        <w:t>, 3.</w:t>
-      </w:r>
-      <w:r>
-        <w:rPr>
-          <w:rFonts w:ascii="Times New Roman" w:eastAsia="Times New Roman" w:hAnsi="Times New Roman" w:cs="Times New Roman"/>
-          <w:sz w:val="28"/>
-          <w:szCs w:val="28"/>
-          <w:lang w:val="en-US" w:eastAsia="ru-RU"/>
-        </w:rPr>
-        <w:t>6</w:t>
-      </w:r>
-      <w:r>
-        <w:rPr>
-          <w:rFonts w:ascii="Times New Roman" w:eastAsia="Times New Roman" w:hAnsi="Times New Roman" w:cs="Times New Roman"/>
-          <w:sz w:val="28"/>
-          <w:szCs w:val="28"/>
-          <w:lang w:val="en-US" w:eastAsia="ru-RU"/>
-        </w:rPr>
-        <w:t>, 4.</w:t>
-      </w:r>
-      <w:r>
-        <w:rPr>
-          <w:rFonts w:ascii="Times New Roman" w:eastAsia="Times New Roman" w:hAnsi="Times New Roman" w:cs="Times New Roman"/>
-          <w:sz w:val="28"/>
-          <w:szCs w:val="28"/>
-          <w:lang w:val="en-US" w:eastAsia="ru-RU"/>
-        </w:rPr>
-        <w:t>7</w:t>
-      </w:r>
-      <w:r>
-        <w:rPr>
-          <w:rFonts w:ascii="Times New Roman" w:eastAsia="Times New Roman" w:hAnsi="Times New Roman" w:cs="Times New Roman"/>
-          <w:sz w:val="28"/>
-          <w:szCs w:val="28"/>
-          <w:lang w:val="en-US" w:eastAsia="ru-RU"/>
-        </w:rPr>
-        <w:t>);</w:t>
-      </w:r>
-    </w:p>
-    <w:p>
-      <w:pPr>
-        <w:spacing w:after="0" w:line="360" w:lineRule="auto"/>
-        <w:rPr>
-          <w:rFonts w:ascii="Times New Roman" w:eastAsia="Times New Roman" w:hAnsi="Times New Roman" w:cs="Times New Roman"/>
-          <w:sz w:val="28"/>
-          <w:szCs w:val="28"/>
-          <w:lang w:val="en-US" w:eastAsia="ru-RU"/>
-        </w:rPr>
-      </w:pPr>
-      <w:r>
-        <w:rPr>
-          <w:rFonts w:ascii="Times New Roman" w:eastAsia="Times New Roman" w:hAnsi="Times New Roman" w:cs="Times New Roman"/>
-          <w:sz w:val="28"/>
-          <w:szCs w:val="28"/>
-          <w:lang w:val="en-US" w:eastAsia="ru-RU"/>
-        </w:rPr>
-        <w:t xml:space="preserve">INSERT INTO </w:t>
-      </w:r>
-      <w:proofErr w:type="spellStart"/>
-      <w:r>
-        <w:rPr>
-          <w:rFonts w:ascii="Times New Roman" w:eastAsia="Times New Roman" w:hAnsi="Times New Roman" w:cs="Times New Roman"/>
-          <w:sz w:val="28"/>
-          <w:szCs w:val="28"/>
-          <w:lang w:val="en-US" w:eastAsia="ru-RU"/>
-        </w:rPr>
-        <w:t>student_marks</w:t>
-      </w:r>
-      <w:proofErr w:type="spellEnd"/>
-      <w:r>
-        <w:rPr>
-          <w:rFonts w:ascii="Times New Roman" w:eastAsia="Times New Roman" w:hAnsi="Times New Roman" w:cs="Times New Roman"/>
-          <w:sz w:val="28"/>
-          <w:szCs w:val="28"/>
-          <w:lang w:val="en-US" w:eastAsia="ru-RU"/>
-        </w:rPr>
-        <w:t xml:space="preserve"> VALUES (</w:t>
+        <w:t>INSERT INTO student_marks VALUES (</w:t>
       </w:r>
       <w:r>
         <w:rPr>
@@ -6630,19 +5781,86 @@
           <w:szCs w:val="28"/>
           <w:lang w:val="en-US" w:eastAsia="ru-RU"/>
         </w:rPr>
-        <w:t xml:space="preserve">SELECT * FROM </w:t>
-      </w:r>
-      <w:proofErr w:type="spellStart"/>
-      <w:r>
-        <w:rPr>
-          <w:rFonts w:ascii="Times New Roman" w:eastAsia="Times New Roman" w:hAnsi="Times New Roman" w:cs="Times New Roman"/>
-          <w:sz w:val="28"/>
-          <w:szCs w:val="28"/>
-          <w:lang w:val="en-US" w:eastAsia="ru-RU"/>
-        </w:rPr>
-        <w:t>study_group</w:t>
-      </w:r>
-      <w:proofErr w:type="spellEnd"/>
+        <w:t>SELECT * FROM study_group;</w:t>
+      </w:r>
+    </w:p>
+    <w:p>
+      <w:pPr>
+        <w:spacing w:after="0" w:line="360" w:lineRule="auto"/>
+        <w:rPr>
+          <w:rFonts w:ascii="Times New Roman" w:eastAsia="Times New Roman" w:hAnsi="Times New Roman" w:cs="Times New Roman"/>
+          <w:sz w:val="28"/>
+          <w:szCs w:val="28"/>
+          <w:lang w:val="en-US" w:eastAsia="ru-RU"/>
+        </w:rPr>
+      </w:pPr>
+    </w:p>
+    <w:p>
+      <w:pPr>
+        <w:spacing w:after="0" w:line="360" w:lineRule="auto"/>
+        <w:rPr>
+          <w:rFonts w:ascii="Times New Roman" w:eastAsia="Times New Roman" w:hAnsi="Times New Roman" w:cs="Times New Roman"/>
+          <w:sz w:val="28"/>
+          <w:szCs w:val="28"/>
+          <w:lang w:val="en-US" w:eastAsia="ru-RU"/>
+        </w:rPr>
+      </w:pPr>
+      <w:r>
+        <w:rPr>
+          <w:rFonts w:ascii="Times New Roman" w:eastAsia="Times New Roman" w:hAnsi="Times New Roman" w:cs="Times New Roman"/>
+          <w:sz w:val="28"/>
+          <w:szCs w:val="28"/>
+          <w:lang w:val="en-US" w:eastAsia="ru-RU"/>
+        </w:rPr>
+        <w:t>SELECT * FROM student</w:t>
+      </w:r>
+    </w:p>
+    <w:p>
+      <w:pPr>
+        <w:spacing w:after="0" w:line="360" w:lineRule="auto"/>
+        <w:rPr>
+          <w:rFonts w:ascii="Times New Roman" w:eastAsia="Times New Roman" w:hAnsi="Times New Roman" w:cs="Times New Roman"/>
+          <w:sz w:val="28"/>
+          <w:szCs w:val="28"/>
+          <w:lang w:val="en-US" w:eastAsia="ru-RU"/>
+        </w:rPr>
+      </w:pPr>
+      <w:r>
+        <w:rPr>
+          <w:rFonts w:ascii="Times New Roman" w:eastAsia="Times New Roman" w:hAnsi="Times New Roman" w:cs="Times New Roman"/>
+          <w:sz w:val="28"/>
+          <w:szCs w:val="28"/>
+          <w:lang w:val="en-US" w:eastAsia="ru-RU"/>
+        </w:rPr>
+        <w:t xml:space="preserve">WHERE group_id </w:t>
+      </w:r>
+      <w:r>
+        <w:rPr>
+          <w:rFonts w:ascii="Times New Roman" w:eastAsia="Times New Roman" w:hAnsi="Times New Roman" w:cs="Times New Roman"/>
+          <w:sz w:val="28"/>
+          <w:szCs w:val="28"/>
+          <w:lang w:val="en-US" w:eastAsia="ru-RU"/>
+        </w:rPr>
+        <w:t>&lt;</w:t>
+      </w:r>
+      <w:r>
+        <w:rPr>
+          <w:rFonts w:ascii="Times New Roman" w:eastAsia="Times New Roman" w:hAnsi="Times New Roman" w:cs="Times New Roman"/>
+          <w:sz w:val="28"/>
+          <w:szCs w:val="28"/>
+          <w:lang w:val="en-US" w:eastAsia="ru-RU"/>
+        </w:rPr>
+        <w:t xml:space="preserve">= </w:t>
+      </w:r>
+      <w:r>
+        <w:rPr>
+          <w:rFonts w:ascii="Times New Roman" w:eastAsia="Times New Roman" w:hAnsi="Times New Roman" w:cs="Times New Roman"/>
+          <w:sz w:val="28"/>
+          <w:szCs w:val="28"/>
+          <w:lang w:val="en-US" w:eastAsia="ru-RU"/>
+        </w:rPr>
+        <w:t>3</w:t>
+      </w:r>
       <w:r>
         <w:rPr>
           <w:rFonts w:ascii="Times New Roman" w:eastAsia="Times New Roman" w:hAnsi="Times New Roman" w:cs="Times New Roman"/>
@@ -6681,7 +5899,7 @@
           <w:szCs w:val="28"/>
           <w:lang w:val="en-US" w:eastAsia="ru-RU"/>
         </w:rPr>
-        <w:t>SELECT * FROM student</w:t>
+        <w:t>SELECT * FROM student_marks</w:t>
       </w:r>
     </w:p>
     <w:p>
@@ -6701,145 +5919,7 @@
           <w:szCs w:val="28"/>
           <w:lang w:val="en-US" w:eastAsia="ru-RU"/>
         </w:rPr>
-        <w:t xml:space="preserve">WHERE </w:t>
-      </w:r>
-      <w:proofErr w:type="spellStart"/>
-      <w:r>
-        <w:rPr>
-          <w:rFonts w:ascii="Times New Roman" w:eastAsia="Times New Roman" w:hAnsi="Times New Roman" w:cs="Times New Roman"/>
-          <w:sz w:val="28"/>
-          <w:szCs w:val="28"/>
-          <w:lang w:val="en-US" w:eastAsia="ru-RU"/>
-        </w:rPr>
-        <w:t>group_id</w:t>
-      </w:r>
-      <w:proofErr w:type="spellEnd"/>
-      <w:r>
-        <w:rPr>
-          <w:rFonts w:ascii="Times New Roman" w:eastAsia="Times New Roman" w:hAnsi="Times New Roman" w:cs="Times New Roman"/>
-          <w:sz w:val="28"/>
-          <w:szCs w:val="28"/>
-          <w:lang w:val="en-US" w:eastAsia="ru-RU"/>
-        </w:rPr>
-        <w:t xml:space="preserve"> </w:t>
-      </w:r>
-      <w:r>
-        <w:rPr>
-          <w:rFonts w:ascii="Times New Roman" w:eastAsia="Times New Roman" w:hAnsi="Times New Roman" w:cs="Times New Roman"/>
-          <w:sz w:val="28"/>
-          <w:szCs w:val="28"/>
-          <w:lang w:val="en-US" w:eastAsia="ru-RU"/>
-        </w:rPr>
-        <w:t>&lt;</w:t>
-      </w:r>
-      <w:r>
-        <w:rPr>
-          <w:rFonts w:ascii="Times New Roman" w:eastAsia="Times New Roman" w:hAnsi="Times New Roman" w:cs="Times New Roman"/>
-          <w:sz w:val="28"/>
-          <w:szCs w:val="28"/>
-          <w:lang w:val="en-US" w:eastAsia="ru-RU"/>
-        </w:rPr>
-        <w:t xml:space="preserve">= </w:t>
-      </w:r>
-      <w:r>
-        <w:rPr>
-          <w:rFonts w:ascii="Times New Roman" w:eastAsia="Times New Roman" w:hAnsi="Times New Roman" w:cs="Times New Roman"/>
-          <w:sz w:val="28"/>
-          <w:szCs w:val="28"/>
-          <w:lang w:val="en-US" w:eastAsia="ru-RU"/>
-        </w:rPr>
-        <w:t>3</w:t>
-      </w:r>
-      <w:r>
-        <w:rPr>
-          <w:rFonts w:ascii="Times New Roman" w:eastAsia="Times New Roman" w:hAnsi="Times New Roman" w:cs="Times New Roman"/>
-          <w:sz w:val="28"/>
-          <w:szCs w:val="28"/>
-          <w:lang w:val="en-US" w:eastAsia="ru-RU"/>
-        </w:rPr>
-        <w:t>;</w:t>
-      </w:r>
-    </w:p>
-    <w:p>
-      <w:pPr>
-        <w:spacing w:after="0" w:line="360" w:lineRule="auto"/>
-        <w:rPr>
-          <w:rFonts w:ascii="Times New Roman" w:eastAsia="Times New Roman" w:hAnsi="Times New Roman" w:cs="Times New Roman"/>
-          <w:sz w:val="28"/>
-          <w:szCs w:val="28"/>
-          <w:lang w:val="en-US" w:eastAsia="ru-RU"/>
-        </w:rPr>
-      </w:pPr>
-    </w:p>
-    <w:p>
-      <w:pPr>
-        <w:spacing w:after="0" w:line="360" w:lineRule="auto"/>
-        <w:rPr>
-          <w:rFonts w:ascii="Times New Roman" w:eastAsia="Times New Roman" w:hAnsi="Times New Roman" w:cs="Times New Roman"/>
-          <w:sz w:val="28"/>
-          <w:szCs w:val="28"/>
-          <w:lang w:val="en-US" w:eastAsia="ru-RU"/>
-        </w:rPr>
-      </w:pPr>
-      <w:r>
-        <w:rPr>
-          <w:rFonts w:ascii="Times New Roman" w:eastAsia="Times New Roman" w:hAnsi="Times New Roman" w:cs="Times New Roman"/>
-          <w:sz w:val="28"/>
-          <w:szCs w:val="28"/>
-          <w:lang w:val="en-US" w:eastAsia="ru-RU"/>
-        </w:rPr>
-        <w:t xml:space="preserve">SELECT * FROM </w:t>
-      </w:r>
-      <w:proofErr w:type="spellStart"/>
-      <w:r>
-        <w:rPr>
-          <w:rFonts w:ascii="Times New Roman" w:eastAsia="Times New Roman" w:hAnsi="Times New Roman" w:cs="Times New Roman"/>
-          <w:sz w:val="28"/>
-          <w:szCs w:val="28"/>
-          <w:lang w:val="en-US" w:eastAsia="ru-RU"/>
-        </w:rPr>
-        <w:t>student_marks</w:t>
-      </w:r>
-      <w:proofErr w:type="spellEnd"/>
-    </w:p>
-    <w:p>
-      <w:pPr>
-        <w:spacing w:after="0" w:line="360" w:lineRule="auto"/>
-        <w:rPr>
-          <w:rFonts w:ascii="Times New Roman" w:eastAsia="Times New Roman" w:hAnsi="Times New Roman" w:cs="Times New Roman"/>
-          <w:sz w:val="28"/>
-          <w:szCs w:val="28"/>
-          <w:lang w:val="en-US" w:eastAsia="ru-RU"/>
-        </w:rPr>
-      </w:pPr>
-      <w:r>
-        <w:rPr>
-          <w:rFonts w:ascii="Times New Roman" w:eastAsia="Times New Roman" w:hAnsi="Times New Roman" w:cs="Times New Roman"/>
-          <w:sz w:val="28"/>
-          <w:szCs w:val="28"/>
-          <w:lang w:val="en-US" w:eastAsia="ru-RU"/>
-        </w:rPr>
-        <w:t xml:space="preserve">WHERE </w:t>
-      </w:r>
-      <w:proofErr w:type="spellStart"/>
-      <w:r>
-        <w:rPr>
-          <w:rFonts w:ascii="Times New Roman" w:eastAsia="Times New Roman" w:hAnsi="Times New Roman" w:cs="Times New Roman"/>
-          <w:sz w:val="28"/>
-          <w:szCs w:val="28"/>
-          <w:lang w:val="en-US" w:eastAsia="ru-RU"/>
-        </w:rPr>
-        <w:t>physics_mark_average</w:t>
-      </w:r>
-      <w:proofErr w:type="spellEnd"/>
-      <w:r>
-        <w:rPr>
-          <w:rFonts w:ascii="Times New Roman" w:eastAsia="Times New Roman" w:hAnsi="Times New Roman" w:cs="Times New Roman"/>
-          <w:sz w:val="28"/>
-          <w:szCs w:val="28"/>
-          <w:lang w:val="en-US" w:eastAsia="ru-RU"/>
-        </w:rPr>
-        <w:t xml:space="preserve"> &gt;= 3.9;</w:t>
+        <w:t>WHERE physics_mark_average &gt;= 3.9;</w:t>
       </w:r>
     </w:p>
     <w:p>
@@ -7114,9 +6194,8 @@
           <w:sz w:val="32"/>
           <w:szCs w:val="32"/>
         </w:rPr>
-        <w:t xml:space="preserve">Исправив </w:t>
-      </w:r>
-      <w:proofErr w:type="spellStart"/>
+        <w:t xml:space="preserve">Исправив id, </w:t>
+      </w:r>
       <w:r>
         <w:rPr>
           <w:rFonts w:ascii="Times New Roman" w:hAnsi="Times New Roman" w:cs="Times New Roman"/>
@@ -7125,9 +6204,8 @@
           <w:sz w:val="32"/>
           <w:szCs w:val="32"/>
         </w:rPr>
-        <w:t>id</w:t>
-      </w:r>
-      <w:proofErr w:type="spellEnd"/>
+        <w:t xml:space="preserve">нужно </w:t>
+      </w:r>
       <w:r>
         <w:rPr>
           <w:rFonts w:ascii="Times New Roman" w:hAnsi="Times New Roman" w:cs="Times New Roman"/>
@@ -7136,7 +6214,7 @@
           <w:sz w:val="32"/>
           <w:szCs w:val="32"/>
         </w:rPr>
-        <w:t xml:space="preserve">, </w:t>
+        <w:t>добави</w:t>
       </w:r>
       <w:r>
         <w:rPr>
@@ -7146,7 +6224,7 @@
           <w:sz w:val="32"/>
           <w:szCs w:val="32"/>
         </w:rPr>
-        <w:t xml:space="preserve">нужно </w:t>
+        <w:t>ть</w:t>
       </w:r>
       <w:r>
         <w:rPr>
@@ -7156,29 +6234,8 @@
           <w:sz w:val="32"/>
           <w:szCs w:val="32"/>
         </w:rPr>
-        <w:t>добави</w:t>
-      </w:r>
-      <w:r>
-        <w:rPr>
-          <w:rFonts w:ascii="Times New Roman" w:hAnsi="Times New Roman" w:cs="Times New Roman"/>
-          <w:i/>
-          <w:iCs/>
-          <w:sz w:val="32"/>
-          <w:szCs w:val="32"/>
-        </w:rPr>
-        <w:t>ть</w:t>
-      </w:r>
-      <w:r>
-        <w:rPr>
-          <w:rFonts w:ascii="Times New Roman" w:hAnsi="Times New Roman" w:cs="Times New Roman"/>
-          <w:i/>
-          <w:iCs/>
-          <w:sz w:val="32"/>
-          <w:szCs w:val="32"/>
-        </w:rPr>
         <w:t xml:space="preserve"> Феофана с </w:t>
       </w:r>
-      <w:proofErr w:type="spellStart"/>
       <w:r>
         <w:rPr>
           <w:rFonts w:ascii="Times New Roman" w:hAnsi="Times New Roman" w:cs="Times New Roman"/>
@@ -7190,7 +6247,6 @@
         </w:rPr>
         <w:t>i</w:t>
       </w:r>
-      <w:proofErr w:type="spellEnd"/>
       <w:r>
         <w:rPr>
           <w:rFonts w:ascii="Times New Roman" w:hAnsi="Times New Roman" w:cs="Times New Roman"/>
@@ -7210,6 +6266,16 @@
           <w:szCs w:val="32"/>
         </w:rPr>
         <w:t xml:space="preserve"> и Виктора</w:t>
+      </w:r>
+      <w:r>
+        <w:rPr>
+          <w:rFonts w:ascii="Times New Roman" w:hAnsi="Times New Roman" w:cs="Times New Roman"/>
+          <w:i/>
+          <w:iCs/>
+          <w:sz w:val="32"/>
+          <w:szCs w:val="32"/>
+        </w:rPr>
+        <w:t xml:space="preserve"> (10)</w:t>
       </w:r>
     </w:p>
     <w:p>
